--- a/docs/usability_testing_presentation.docx
+++ b/docs/usability_testing_presentation.docx
@@ -4,7 +4,7 @@
   <w:body>
     <w:tbl>
       <w:tblPr>
-        <w:tblW w:type="dxa" w:w="15398"/>
+        <w:tblW w:type="dxa" w:w="10466"/>
         <w:tblBorders>
           <w:top w:val="none" w:color="FFFFFF" w:sz="0"/>
           <w:left w:val="none" w:color="FFFFFF" w:sz="0"/>
@@ -15,12 +15,12 @@
         </w:tblBorders>
       </w:tblPr>
       <w:tblGrid>
-        <w:gridCol w:w="15398"/>
+        <w:gridCol w:w="10466"/>
       </w:tblGrid>
       <w:tr>
         <w:tc>
           <w:tcPr>
-            <w:tcW w:type="dxa" w:w="15398"/>
+            <w:tcW w:type="dxa" w:w="10466"/>
             <w:shd w:fill="1F3A5F" w:color="auto" w:val="clear"/>
             <w:tcMar>
               <w:top w:type="dxa" w:w="140"/>
@@ -67,9 +67,680 @@
         <w:t xml:space="preserve">Кейс-задача № 5.  Выполнил(а): ____________________   Научный руководитель: ____________________</w:t>
       </w:r>
     </w:p>
+    <w:p>
+      <w:pPr>
+        <w:spacing w:after="60" w:before="60"/>
+      </w:pPr>
+      <w:r>
+        <w:rPr>
+          <w:rFonts w:ascii="Arial" w:cs="Arial" w:eastAsia="Arial" w:hAnsi="Arial"/>
+          <w:b/>
+          <w:bCs/>
+          <w:color w:val="1F3A5F"/>
+          <w:sz w:val="24"/>
+          <w:szCs w:val="24"/>
+        </w:rPr>
+        <w:t xml:space="preserve">Введение</w:t>
+      </w:r>
+    </w:p>
+    <w:p>
+      <w:pPr>
+        <w:spacing w:after="80" w:before="0"/>
+      </w:pPr>
+      <w:r>
+        <w:rPr>
+          <w:rFonts w:ascii="Arial" w:cs="Arial" w:eastAsia="Arial" w:hAnsi="Arial"/>
+          <w:b/>
+          <w:bCs/>
+          <w:color w:val="1A1A1A"/>
+          <w:sz w:val="20"/>
+          <w:szCs w:val="20"/>
+        </w:rPr>
+        <w:t xml:space="preserve">Продукт: </w:t>
+      </w:r>
+      <w:r>
+        <w:rPr>
+          <w:rFonts w:ascii="Arial" w:cs="Arial" w:eastAsia="Arial" w:hAnsi="Arial"/>
+          <w:color w:val="1A1A1A"/>
+          <w:sz w:val="20"/>
+          <w:szCs w:val="20"/>
+        </w:rPr>
+        <w:t xml:space="preserve">мобильное приложение из кейс-задачи № 4 для записи итогов совещаний, собраний и деловых встреч. Есть поиск по словам, фильтры по дате и типу, экспорт и импорт заметок.</w:t>
+      </w:r>
+    </w:p>
+    <w:p>
+      <w:pPr>
+        <w:spacing w:after="80" w:before="0"/>
+      </w:pPr>
+      <w:r>
+        <w:rPr>
+          <w:rFonts w:ascii="Arial" w:cs="Arial" w:eastAsia="Arial" w:hAnsi="Arial"/>
+          <w:b/>
+          <w:bCs/>
+          <w:color w:val="1A1A1A"/>
+          <w:sz w:val="20"/>
+          <w:szCs w:val="20"/>
+        </w:rPr>
+        <w:t xml:space="preserve">Цель: </w:t>
+      </w:r>
+      <w:r>
+        <w:rPr>
+          <w:rFonts w:ascii="Arial" w:cs="Arial" w:eastAsia="Arial" w:hAnsi="Arial"/>
+          <w:color w:val="1A1A1A"/>
+          <w:sz w:val="20"/>
+          <w:szCs w:val="20"/>
+        </w:rPr>
+        <w:t xml:space="preserve">проверить, насколько быстро и без ошибок пользователи записывают итоги встреч и находят договорённости, и найти барьеры для ежедневного использования в компании.</w:t>
+      </w:r>
+    </w:p>
+    <w:p>
+      <w:pPr>
+        <w:spacing w:after="80" w:before="0"/>
+      </w:pPr>
+      <w:r>
+        <w:rPr>
+          <w:rFonts w:ascii="Arial" w:cs="Arial" w:eastAsia="Arial" w:hAnsi="Arial"/>
+          <w:b/>
+          <w:bCs/>
+          <w:color w:val="1A1A1A"/>
+          <w:sz w:val="20"/>
+          <w:szCs w:val="20"/>
+        </w:rPr>
+        <w:t xml:space="preserve">Метрики и цели: </w:t>
+      </w:r>
+      <w:r>
+        <w:rPr>
+          <w:rFonts w:ascii="Arial" w:cs="Arial" w:eastAsia="Arial" w:hAnsi="Arial"/>
+          <w:color w:val="1A1A1A"/>
+          <w:sz w:val="20"/>
+          <w:szCs w:val="20"/>
+        </w:rPr>
+        <w:t xml:space="preserve">успешность задач &gt;= 80 %, ошибок &lt;= 1 на задачу, время не выше целевого, SUS &gt;= 80.</w:t>
+      </w:r>
+    </w:p>
+    <w:p>
+      <w:pPr>
+        <w:spacing w:after="60" w:before="60"/>
+      </w:pPr>
+      <w:r>
+        <w:rPr>
+          <w:rFonts w:ascii="Arial" w:cs="Arial" w:eastAsia="Arial" w:hAnsi="Arial"/>
+          <w:b/>
+          <w:bCs/>
+          <w:color w:val="1F3A5F"/>
+          <w:sz w:val="24"/>
+          <w:szCs w:val="24"/>
+        </w:rPr>
+        <w:t xml:space="preserve">Гипотезы</w:t>
+      </w:r>
+    </w:p>
+    <w:p>
+      <w:pPr>
+        <w:pStyle w:val="ListParagraph"/>
+        <w:numPr>
+          <w:ilvl w:val="0"/>
+          <w:numId w:val="2"/>
+        </w:numPr>
+        <w:spacing w:after="80" w:before="0"/>
+      </w:pPr>
+      <w:r>
+        <w:rPr>
+          <w:rFonts w:ascii="Arial" w:cs="Arial" w:eastAsia="Arial" w:hAnsi="Arial"/>
+          <w:b/>
+          <w:bCs/>
+          <w:color w:val="1A1A1A"/>
+          <w:sz w:val="20"/>
+          <w:szCs w:val="20"/>
+        </w:rPr>
+        <w:t xml:space="preserve">Г1:</w:t>
+      </w:r>
+      <w:r>
+        <w:rPr>
+          <w:rFonts w:ascii="Arial" w:cs="Arial" w:eastAsia="Arial" w:hAnsi="Arial"/>
+          <w:color w:val="1A1A1A"/>
+          <w:sz w:val="20"/>
+          <w:szCs w:val="20"/>
+        </w:rPr>
+        <w:t xml:space="preserve"> заметку можно создать без подсказок меньше чем за минуту.</w:t>
+      </w:r>
+    </w:p>
+    <w:p>
+      <w:pPr>
+        <w:pStyle w:val="ListParagraph"/>
+        <w:numPr>
+          <w:ilvl w:val="0"/>
+          <w:numId w:val="2"/>
+        </w:numPr>
+        <w:spacing w:after="80" w:before="0"/>
+      </w:pPr>
+      <w:r>
+        <w:rPr>
+          <w:rFonts w:ascii="Arial" w:cs="Arial" w:eastAsia="Arial" w:hAnsi="Arial"/>
+          <w:b/>
+          <w:bCs/>
+          <w:color w:val="1A1A1A"/>
+          <w:sz w:val="20"/>
+          <w:szCs w:val="20"/>
+        </w:rPr>
+        <w:t xml:space="preserve">Г2:</w:t>
+      </w:r>
+      <w:r>
+        <w:rPr>
+          <w:rFonts w:ascii="Arial" w:cs="Arial" w:eastAsia="Arial" w:hAnsi="Arial"/>
+          <w:color w:val="1A1A1A"/>
+          <w:sz w:val="20"/>
+          <w:szCs w:val="20"/>
+        </w:rPr>
+        <w:t xml:space="preserve"> нужная договорённость находится поиском с первой попытки.</w:t>
+      </w:r>
+    </w:p>
+    <w:p>
+      <w:pPr>
+        <w:pStyle w:val="ListParagraph"/>
+        <w:numPr>
+          <w:ilvl w:val="0"/>
+          <w:numId w:val="2"/>
+        </w:numPr>
+        <w:spacing w:after="80" w:before="0"/>
+      </w:pPr>
+      <w:r>
+        <w:rPr>
+          <w:rFonts w:ascii="Arial" w:cs="Arial" w:eastAsia="Arial" w:hAnsi="Arial"/>
+          <w:b/>
+          <w:bCs/>
+          <w:color w:val="1A1A1A"/>
+          <w:sz w:val="20"/>
+          <w:szCs w:val="20"/>
+        </w:rPr>
+        <w:t xml:space="preserve">Г3:</w:t>
+      </w:r>
+      <w:r>
+        <w:rPr>
+          <w:rFonts w:ascii="Arial" w:cs="Arial" w:eastAsia="Arial" w:hAnsi="Arial"/>
+          <w:color w:val="1A1A1A"/>
+          <w:sz w:val="20"/>
+          <w:szCs w:val="20"/>
+        </w:rPr>
+        <w:t xml:space="preserve"> перенос заметок на новый телефон понятен без инструкции.</w:t>
+      </w:r>
+    </w:p>
+    <w:p>
+      <w:pPr>
+        <w:spacing w:after="60" w:before="60"/>
+      </w:pPr>
+      <w:r>
+        <w:rPr>
+          <w:rFonts w:ascii="Arial" w:cs="Arial" w:eastAsia="Arial" w:hAnsi="Arial"/>
+          <w:b/>
+          <w:bCs/>
+          <w:color w:val="1F3A5F"/>
+          <w:sz w:val="24"/>
+          <w:szCs w:val="24"/>
+        </w:rPr>
+        <w:t xml:space="preserve">Методы и участники</w:t>
+      </w:r>
+    </w:p>
+    <w:p>
+      <w:pPr>
+        <w:spacing w:after="80" w:before="0"/>
+      </w:pPr>
+      <w:r>
+        <w:rPr>
+          <w:rFonts w:ascii="Arial" w:cs="Arial" w:eastAsia="Arial" w:hAnsi="Arial"/>
+          <w:color w:val="1A1A1A"/>
+          <w:sz w:val="20"/>
+          <w:szCs w:val="20"/>
+        </w:rPr>
+        <w:t xml:space="preserve">Модерируемое тестирование по методу "думай вслух", 5 сессий по 40 минут, запись экрана и голоса. После каждой задачи участник оценивал её лёгкость (SEQ, 1-7), в конце заполнял анкету SUS.</w:t>
+      </w:r>
+    </w:p>
+    <w:p>
+      <w:pPr>
+        <w:spacing w:after="100" w:before="0"/>
+      </w:pPr>
+      <w:r>
+        <w:rPr>
+          <w:rFonts w:ascii="Arial" w:cs="Arial" w:eastAsia="Arial" w:hAnsi="Arial"/>
+          <w:b/>
+          <w:bCs/>
+          <w:color w:val="1A1A1A"/>
+          <w:sz w:val="20"/>
+          <w:szCs w:val="20"/>
+        </w:rPr>
+        <w:t xml:space="preserve">Участники (5 человек, ходят на встречи 3+ раза в неделю): </w:t>
+      </w:r>
+      <w:r>
+        <w:rPr>
+          <w:rFonts w:ascii="Arial" w:cs="Arial" w:eastAsia="Arial" w:hAnsi="Arial"/>
+          <w:color w:val="1A1A1A"/>
+          <w:sz w:val="20"/>
+          <w:szCs w:val="20"/>
+        </w:rPr>
+        <w:t xml:space="preserve">офис-менеджер, менеджер по продажам, руководитель проекта, HR-специалист, секретарь руководителя; 24-45 лет.</w:t>
+      </w:r>
+    </w:p>
     <w:tbl>
       <w:tblPr>
-        <w:tblW w:type="dxa" w:w="15398"/>
+        <w:tblW w:type="dxa" w:w="10466"/>
+        <w:tblBorders>
+          <w:top w:val="single" w:color="C9C8C2" w:sz="4"/>
+          <w:left w:val="single" w:color="C9C8C2" w:sz="4"/>
+          <w:bottom w:val="single" w:color="C9C8C2" w:sz="4"/>
+          <w:right w:val="single" w:color="C9C8C2" w:sz="4"/>
+          <w:insideH w:val="single" w:color="C9C8C2" w:sz="4"/>
+          <w:insideV w:val="single" w:color="C9C8C2" w:sz="4"/>
+        </w:tblBorders>
+        <w:tblLayout w:type="fixed"/>
+      </w:tblPr>
+      <w:tblGrid>
+        <w:gridCol w:w="951"/>
+        <w:gridCol w:w="9515"/>
+      </w:tblGrid>
+      <w:tr>
+        <w:trPr>
+          <w:tblHeader/>
+        </w:trPr>
+        <w:tc>
+          <w:tcPr>
+            <w:tcW w:type="dxa" w:w="951"/>
+            <w:shd w:fill="1F3A5F" w:color="auto" w:val="clear"/>
+            <w:tcMar>
+              <w:top w:type="dxa" w:w="70"/>
+              <w:left w:type="dxa" w:w="110"/>
+              <w:bottom w:type="dxa" w:w="70"/>
+              <w:right w:type="dxa" w:w="110"/>
+            </w:tcMar>
+            <w:vAlign w:val="center"/>
+          </w:tcPr>
+          <w:p>
+            <w:pPr>
+              <w:spacing w:after="40" w:before="0"/>
+            </w:pPr>
+            <w:r>
+              <w:rPr>
+                <w:rFonts w:ascii="Arial" w:cs="Arial" w:eastAsia="Arial" w:hAnsi="Arial"/>
+                <w:b/>
+                <w:bCs/>
+                <w:color w:val="FFFFFF"/>
+                <w:sz w:val="20"/>
+                <w:szCs w:val="20"/>
+              </w:rPr>
+              <w:t xml:space="preserve">№</w:t>
+            </w:r>
+          </w:p>
+        </w:tc>
+        <w:tc>
+          <w:tcPr>
+            <w:tcW w:type="dxa" w:w="9515"/>
+            <w:shd w:fill="1F3A5F" w:color="auto" w:val="clear"/>
+            <w:tcMar>
+              <w:top w:type="dxa" w:w="70"/>
+              <w:left w:type="dxa" w:w="110"/>
+              <w:bottom w:type="dxa" w:w="70"/>
+              <w:right w:type="dxa" w:w="110"/>
+            </w:tcMar>
+            <w:vAlign w:val="center"/>
+          </w:tcPr>
+          <w:p>
+            <w:pPr>
+              <w:spacing w:after="40" w:before="0"/>
+            </w:pPr>
+            <w:r>
+              <w:rPr>
+                <w:rFonts w:ascii="Arial" w:cs="Arial" w:eastAsia="Arial" w:hAnsi="Arial"/>
+                <w:b/>
+                <w:bCs/>
+                <w:color w:val="FFFFFF"/>
+                <w:sz w:val="20"/>
+                <w:szCs w:val="20"/>
+              </w:rPr>
+              <w:t xml:space="preserve">Задача сценария</w:t>
+            </w:r>
+          </w:p>
+        </w:tc>
+      </w:tr>
+      <w:tr>
+        <w:tc>
+          <w:tcPr>
+            <w:tcW w:type="dxa" w:w="951"/>
+            <w:tcMar>
+              <w:top w:type="dxa" w:w="70"/>
+              <w:left w:type="dxa" w:w="110"/>
+              <w:bottom w:type="dxa" w:w="70"/>
+              <w:right w:type="dxa" w:w="110"/>
+            </w:tcMar>
+            <w:vAlign w:val="center"/>
+          </w:tcPr>
+          <w:p>
+            <w:pPr>
+              <w:spacing w:after="40" w:before="0"/>
+            </w:pPr>
+            <w:r>
+              <w:rPr>
+                <w:rFonts w:ascii="Arial" w:cs="Arial" w:eastAsia="Arial" w:hAnsi="Arial"/>
+                <w:color w:val="1A1A1A"/>
+                <w:sz w:val="20"/>
+                <w:szCs w:val="20"/>
+              </w:rPr>
+              <w:t xml:space="preserve">1</w:t>
+            </w:r>
+          </w:p>
+        </w:tc>
+        <w:tc>
+          <w:tcPr>
+            <w:tcW w:type="dxa" w:w="9515"/>
+            <w:tcMar>
+              <w:top w:type="dxa" w:w="70"/>
+              <w:left w:type="dxa" w:w="110"/>
+              <w:bottom w:type="dxa" w:w="70"/>
+              <w:right w:type="dxa" w:w="110"/>
+            </w:tcMar>
+            <w:vAlign w:val="center"/>
+          </w:tcPr>
+          <w:p>
+            <w:pPr>
+              <w:spacing w:after="40" w:before="0"/>
+            </w:pPr>
+            <w:r>
+              <w:rPr>
+                <w:rFonts w:ascii="Arial" w:cs="Arial" w:eastAsia="Arial" w:hAnsi="Arial"/>
+                <w:color w:val="1A1A1A"/>
+                <w:sz w:val="20"/>
+                <w:szCs w:val="20"/>
+              </w:rPr>
+              <w:t xml:space="preserve">Записать итоги вчерашнего совещания</w:t>
+            </w:r>
+          </w:p>
+        </w:tc>
+      </w:tr>
+      <w:tr>
+        <w:tc>
+          <w:tcPr>
+            <w:tcW w:type="dxa" w:w="951"/>
+            <w:shd w:fill="F6F8FB" w:color="auto" w:val="clear"/>
+            <w:tcMar>
+              <w:top w:type="dxa" w:w="70"/>
+              <w:left w:type="dxa" w:w="110"/>
+              <w:bottom w:type="dxa" w:w="70"/>
+              <w:right w:type="dxa" w:w="110"/>
+            </w:tcMar>
+            <w:vAlign w:val="center"/>
+          </w:tcPr>
+          <w:p>
+            <w:pPr>
+              <w:spacing w:after="40" w:before="0"/>
+            </w:pPr>
+            <w:r>
+              <w:rPr>
+                <w:rFonts w:ascii="Arial" w:cs="Arial" w:eastAsia="Arial" w:hAnsi="Arial"/>
+                <w:color w:val="1A1A1A"/>
+                <w:sz w:val="20"/>
+                <w:szCs w:val="20"/>
+              </w:rPr>
+              <w:t xml:space="preserve">2</w:t>
+            </w:r>
+          </w:p>
+        </w:tc>
+        <w:tc>
+          <w:tcPr>
+            <w:tcW w:type="dxa" w:w="9515"/>
+            <w:shd w:fill="F6F8FB" w:color="auto" w:val="clear"/>
+            <w:tcMar>
+              <w:top w:type="dxa" w:w="70"/>
+              <w:left w:type="dxa" w:w="110"/>
+              <w:bottom w:type="dxa" w:w="70"/>
+              <w:right w:type="dxa" w:w="110"/>
+            </w:tcMar>
+            <w:vAlign w:val="center"/>
+          </w:tcPr>
+          <w:p>
+            <w:pPr>
+              <w:spacing w:after="40" w:before="0"/>
+            </w:pPr>
+            <w:r>
+              <w:rPr>
+                <w:rFonts w:ascii="Arial" w:cs="Arial" w:eastAsia="Arial" w:hAnsi="Arial"/>
+                <w:color w:val="1A1A1A"/>
+                <w:sz w:val="20"/>
+                <w:szCs w:val="20"/>
+              </w:rPr>
+              <w:t xml:space="preserve">Найти, что решили по договорам</w:t>
+            </w:r>
+          </w:p>
+        </w:tc>
+      </w:tr>
+      <w:tr>
+        <w:tc>
+          <w:tcPr>
+            <w:tcW w:type="dxa" w:w="951"/>
+            <w:tcMar>
+              <w:top w:type="dxa" w:w="70"/>
+              <w:left w:type="dxa" w:w="110"/>
+              <w:bottom w:type="dxa" w:w="70"/>
+              <w:right w:type="dxa" w:w="110"/>
+            </w:tcMar>
+            <w:vAlign w:val="center"/>
+          </w:tcPr>
+          <w:p>
+            <w:pPr>
+              <w:spacing w:after="40" w:before="0"/>
+            </w:pPr>
+            <w:r>
+              <w:rPr>
+                <w:rFonts w:ascii="Arial" w:cs="Arial" w:eastAsia="Arial" w:hAnsi="Arial"/>
+                <w:color w:val="1A1A1A"/>
+                <w:sz w:val="20"/>
+                <w:szCs w:val="20"/>
+              </w:rPr>
+              <w:t xml:space="preserve">3</w:t>
+            </w:r>
+          </w:p>
+        </w:tc>
+        <w:tc>
+          <w:tcPr>
+            <w:tcW w:type="dxa" w:w="9515"/>
+            <w:tcMar>
+              <w:top w:type="dxa" w:w="70"/>
+              <w:left w:type="dxa" w:w="110"/>
+              <w:bottom w:type="dxa" w:w="70"/>
+              <w:right w:type="dxa" w:w="110"/>
+            </w:tcMar>
+            <w:vAlign w:val="center"/>
+          </w:tcPr>
+          <w:p>
+            <w:pPr>
+              <w:spacing w:after="40" w:before="0"/>
+            </w:pPr>
+            <w:r>
+              <w:rPr>
+                <w:rFonts w:ascii="Arial" w:cs="Arial" w:eastAsia="Arial" w:hAnsi="Arial"/>
+                <w:color w:val="1A1A1A"/>
+                <w:sz w:val="20"/>
+                <w:szCs w:val="20"/>
+              </w:rPr>
+              <w:t xml:space="preserve">Показать деловые встречи за прошлую неделю</w:t>
+            </w:r>
+          </w:p>
+        </w:tc>
+      </w:tr>
+      <w:tr>
+        <w:tc>
+          <w:tcPr>
+            <w:tcW w:type="dxa" w:w="951"/>
+            <w:shd w:fill="F6F8FB" w:color="auto" w:val="clear"/>
+            <w:tcMar>
+              <w:top w:type="dxa" w:w="70"/>
+              <w:left w:type="dxa" w:w="110"/>
+              <w:bottom w:type="dxa" w:w="70"/>
+              <w:right w:type="dxa" w:w="110"/>
+            </w:tcMar>
+            <w:vAlign w:val="center"/>
+          </w:tcPr>
+          <w:p>
+            <w:pPr>
+              <w:spacing w:after="40" w:before="0"/>
+            </w:pPr>
+            <w:r>
+              <w:rPr>
+                <w:rFonts w:ascii="Arial" w:cs="Arial" w:eastAsia="Arial" w:hAnsi="Arial"/>
+                <w:color w:val="1A1A1A"/>
+                <w:sz w:val="20"/>
+                <w:szCs w:val="20"/>
+              </w:rPr>
+              <w:t xml:space="preserve">4</w:t>
+            </w:r>
+          </w:p>
+        </w:tc>
+        <w:tc>
+          <w:tcPr>
+            <w:tcW w:type="dxa" w:w="9515"/>
+            <w:shd w:fill="F6F8FB" w:color="auto" w:val="clear"/>
+            <w:tcMar>
+              <w:top w:type="dxa" w:w="70"/>
+              <w:left w:type="dxa" w:w="110"/>
+              <w:bottom w:type="dxa" w:w="70"/>
+              <w:right w:type="dxa" w:w="110"/>
+            </w:tcMar>
+            <w:vAlign w:val="center"/>
+          </w:tcPr>
+          <w:p>
+            <w:pPr>
+              <w:spacing w:after="40" w:before="0"/>
+            </w:pPr>
+            <w:r>
+              <w:rPr>
+                <w:rFonts w:ascii="Arial" w:cs="Arial" w:eastAsia="Arial" w:hAnsi="Arial"/>
+                <w:color w:val="1A1A1A"/>
+                <w:sz w:val="20"/>
+                <w:szCs w:val="20"/>
+              </w:rPr>
+              <w:t xml:space="preserve">Добавить новое решение в существующую заметку</w:t>
+            </w:r>
+          </w:p>
+        </w:tc>
+      </w:tr>
+      <w:tr>
+        <w:tc>
+          <w:tcPr>
+            <w:tcW w:type="dxa" w:w="951"/>
+            <w:tcMar>
+              <w:top w:type="dxa" w:w="70"/>
+              <w:left w:type="dxa" w:w="110"/>
+              <w:bottom w:type="dxa" w:w="70"/>
+              <w:right w:type="dxa" w:w="110"/>
+            </w:tcMar>
+            <w:vAlign w:val="center"/>
+          </w:tcPr>
+          <w:p>
+            <w:pPr>
+              <w:spacing w:after="40" w:before="0"/>
+            </w:pPr>
+            <w:r>
+              <w:rPr>
+                <w:rFonts w:ascii="Arial" w:cs="Arial" w:eastAsia="Arial" w:hAnsi="Arial"/>
+                <w:color w:val="1A1A1A"/>
+                <w:sz w:val="20"/>
+                <w:szCs w:val="20"/>
+              </w:rPr>
+              <w:t xml:space="preserve">5</w:t>
+            </w:r>
+          </w:p>
+        </w:tc>
+        <w:tc>
+          <w:tcPr>
+            <w:tcW w:type="dxa" w:w="9515"/>
+            <w:tcMar>
+              <w:top w:type="dxa" w:w="70"/>
+              <w:left w:type="dxa" w:w="110"/>
+              <w:bottom w:type="dxa" w:w="70"/>
+              <w:right w:type="dxa" w:w="110"/>
+            </w:tcMar>
+            <w:vAlign w:val="center"/>
+          </w:tcPr>
+          <w:p>
+            <w:pPr>
+              <w:spacing w:after="40" w:before="0"/>
+            </w:pPr>
+            <w:r>
+              <w:rPr>
+                <w:rFonts w:ascii="Arial" w:cs="Arial" w:eastAsia="Arial" w:hAnsi="Arial"/>
+                <w:color w:val="1A1A1A"/>
+                <w:sz w:val="20"/>
+                <w:szCs w:val="20"/>
+              </w:rPr>
+              <w:t xml:space="preserve">Удалить заметку и вернуть её</w:t>
+            </w:r>
+          </w:p>
+        </w:tc>
+      </w:tr>
+      <w:tr>
+        <w:tc>
+          <w:tcPr>
+            <w:tcW w:type="dxa" w:w="951"/>
+            <w:shd w:fill="F6F8FB" w:color="auto" w:val="clear"/>
+            <w:tcMar>
+              <w:top w:type="dxa" w:w="70"/>
+              <w:left w:type="dxa" w:w="110"/>
+              <w:bottom w:type="dxa" w:w="70"/>
+              <w:right w:type="dxa" w:w="110"/>
+            </w:tcMar>
+            <w:vAlign w:val="center"/>
+          </w:tcPr>
+          <w:p>
+            <w:pPr>
+              <w:spacing w:after="40" w:before="0"/>
+            </w:pPr>
+            <w:r>
+              <w:rPr>
+                <w:rFonts w:ascii="Arial" w:cs="Arial" w:eastAsia="Arial" w:hAnsi="Arial"/>
+                <w:color w:val="1A1A1A"/>
+                <w:sz w:val="20"/>
+                <w:szCs w:val="20"/>
+              </w:rPr>
+              <w:t xml:space="preserve">6</w:t>
+            </w:r>
+          </w:p>
+        </w:tc>
+        <w:tc>
+          <w:tcPr>
+            <w:tcW w:type="dxa" w:w="9515"/>
+            <w:shd w:fill="F6F8FB" w:color="auto" w:val="clear"/>
+            <w:tcMar>
+              <w:top w:type="dxa" w:w="70"/>
+              <w:left w:type="dxa" w:w="110"/>
+              <w:bottom w:type="dxa" w:w="70"/>
+              <w:right w:type="dxa" w:w="110"/>
+            </w:tcMar>
+            <w:vAlign w:val="center"/>
+          </w:tcPr>
+          <w:p>
+            <w:pPr>
+              <w:spacing w:after="40" w:before="0"/>
+            </w:pPr>
+            <w:r>
+              <w:rPr>
+                <w:rFonts w:ascii="Arial" w:cs="Arial" w:eastAsia="Arial" w:hAnsi="Arial"/>
+                <w:color w:val="1A1A1A"/>
+                <w:sz w:val="20"/>
+                <w:szCs w:val="20"/>
+              </w:rPr>
+              <w:t xml:space="preserve">Перенести все заметки на новый телефон</w:t>
+            </w:r>
+          </w:p>
+        </w:tc>
+      </w:tr>
+    </w:tbl>
+    <w:p>
+      <w:pPr>
+        <w:spacing w:after="0"/>
+      </w:pPr>
+      <w:r>
+        <w:br w:type="page"/>
+      </w:r>
+    </w:p>
+    <w:tbl>
+      <w:tblPr>
+        <w:tblW w:type="dxa" w:w="10466"/>
         <w:tblBorders>
           <w:top w:val="none" w:color="FFFFFF" w:sz="0"/>
           <w:left w:val="none" w:color="FFFFFF" w:sz="0"/>
@@ -80,705 +751,458 @@
         </w:tblBorders>
       </w:tblPr>
       <w:tblGrid>
-        <w:gridCol w:w="7699"/>
-        <w:gridCol w:w="7699"/>
+        <w:gridCol w:w="10466"/>
       </w:tblGrid>
       <w:tr>
         <w:tc>
           <w:tcPr>
-            <w:tcW w:type="dxa" w:w="7699"/>
-            <w:tcMar>
-              <w:right w:type="dxa" w:w="200"/>
-            </w:tcMar>
-            <w:vAlign w:val="top"/>
-          </w:tcPr>
-          <w:p>
-            <w:pPr>
-              <w:spacing w:after="60" w:before="60"/>
+            <w:tcW w:type="dxa" w:w="10466"/>
+            <w:shd w:fill="1F3A5F" w:color="auto" w:val="clear"/>
+            <w:tcMar>
+              <w:top w:type="dxa" w:w="140"/>
+              <w:left w:type="dxa" w:w="240"/>
+              <w:bottom w:type="dxa" w:w="140"/>
+              <w:right w:type="dxa" w:w="240"/>
+            </w:tcMar>
+          </w:tcPr>
+          <w:p>
+            <w:pPr>
+              <w:spacing w:after="0" w:before="0"/>
             </w:pPr>
             <w:r>
               <w:rPr>
                 <w:rFonts w:ascii="Arial" w:cs="Arial" w:eastAsia="Arial" w:hAnsi="Arial"/>
                 <w:b/>
                 <w:bCs/>
-                <w:color w:val="1F3A5F"/>
-                <w:sz w:val="24"/>
-                <w:szCs w:val="24"/>
-              </w:rPr>
-              <w:t xml:space="preserve">Введение</w:t>
-            </w:r>
-          </w:p>
-          <w:p>
-            <w:pPr>
-              <w:spacing w:after="80" w:before="0"/>
-            </w:pPr>
-            <w:r>
-              <w:rPr>
-                <w:rFonts w:ascii="Arial" w:cs="Arial" w:eastAsia="Arial" w:hAnsi="Arial"/>
-                <w:b/>
-                <w:bCs/>
-                <w:color w:val="1A1A1A"/>
-                <w:sz w:val="20"/>
-                <w:szCs w:val="20"/>
-              </w:rPr>
-              <w:t xml:space="preserve">Продукт: </w:t>
-            </w:r>
-            <w:r>
-              <w:rPr>
-                <w:rFonts w:ascii="Arial" w:cs="Arial" w:eastAsia="Arial" w:hAnsi="Arial"/>
-                <w:color w:val="1A1A1A"/>
-                <w:sz w:val="20"/>
-                <w:szCs w:val="20"/>
-              </w:rPr>
-              <w:t xml:space="preserve">мобильное приложение из кейс-задачи № 4 для записи итогов совещаний, собраний и деловых встреч. Есть поиск по словам, фильтры по дате и типу, экспорт и импорт заметок.</w:t>
-            </w:r>
-          </w:p>
-          <w:p>
-            <w:pPr>
-              <w:spacing w:after="80" w:before="0"/>
-            </w:pPr>
-            <w:r>
-              <w:rPr>
-                <w:rFonts w:ascii="Arial" w:cs="Arial" w:eastAsia="Arial" w:hAnsi="Arial"/>
-                <w:b/>
-                <w:bCs/>
-                <w:color w:val="1A1A1A"/>
-                <w:sz w:val="20"/>
-                <w:szCs w:val="20"/>
-              </w:rPr>
-              <w:t xml:space="preserve">Цель: </w:t>
-            </w:r>
-            <w:r>
-              <w:rPr>
-                <w:rFonts w:ascii="Arial" w:cs="Arial" w:eastAsia="Arial" w:hAnsi="Arial"/>
-                <w:color w:val="1A1A1A"/>
-                <w:sz w:val="20"/>
-                <w:szCs w:val="20"/>
-              </w:rPr>
-              <w:t xml:space="preserve">проверить, насколько быстро и без ошибок пользователи записывают итоги встреч и находят договорённости, и найти барьеры для ежедневного использования в компании.</w:t>
-            </w:r>
-          </w:p>
-          <w:p>
-            <w:pPr>
-              <w:spacing w:after="80" w:before="0"/>
-            </w:pPr>
-            <w:r>
-              <w:rPr>
-                <w:rFonts w:ascii="Arial" w:cs="Arial" w:eastAsia="Arial" w:hAnsi="Arial"/>
-                <w:b/>
-                <w:bCs/>
-                <w:color w:val="1A1A1A"/>
-                <w:sz w:val="20"/>
-                <w:szCs w:val="20"/>
-              </w:rPr>
-              <w:t xml:space="preserve">Метрики и цели: </w:t>
-            </w:r>
-            <w:r>
-              <w:rPr>
-                <w:rFonts w:ascii="Arial" w:cs="Arial" w:eastAsia="Arial" w:hAnsi="Arial"/>
-                <w:color w:val="1A1A1A"/>
-                <w:sz w:val="20"/>
-                <w:szCs w:val="20"/>
-              </w:rPr>
-              <w:t xml:space="preserve">успешность задач &gt;= 80 %, ошибок &lt;= 1 на задачу, время не выше целевого, SUS &gt;= 80.</w:t>
-            </w:r>
-          </w:p>
-          <w:p>
-            <w:pPr>
-              <w:spacing w:after="60" w:before="60"/>
-            </w:pPr>
-            <w:r>
-              <w:rPr>
-                <w:rFonts w:ascii="Arial" w:cs="Arial" w:eastAsia="Arial" w:hAnsi="Arial"/>
-                <w:b/>
-                <w:bCs/>
-                <w:color w:val="1F3A5F"/>
-                <w:sz w:val="24"/>
-                <w:szCs w:val="24"/>
-              </w:rPr>
-              <w:t xml:space="preserve">Гипотезы</w:t>
-            </w:r>
-          </w:p>
-          <w:p>
-            <w:pPr>
-              <w:pStyle w:val="ListParagraph"/>
-              <w:numPr>
-                <w:ilvl w:val="0"/>
-                <w:numId w:val="2"/>
-              </w:numPr>
-              <w:spacing w:after="80" w:before="0"/>
-            </w:pPr>
-            <w:r>
-              <w:rPr>
-                <w:rFonts w:ascii="Arial" w:cs="Arial" w:eastAsia="Arial" w:hAnsi="Arial"/>
-                <w:b/>
-                <w:bCs/>
-                <w:color w:val="1A1A1A"/>
-                <w:sz w:val="20"/>
-                <w:szCs w:val="20"/>
-              </w:rPr>
-              <w:t xml:space="preserve">Г1:</w:t>
-            </w:r>
-            <w:r>
-              <w:rPr>
-                <w:rFonts w:ascii="Arial" w:cs="Arial" w:eastAsia="Arial" w:hAnsi="Arial"/>
-                <w:color w:val="1A1A1A"/>
-                <w:sz w:val="20"/>
-                <w:szCs w:val="20"/>
-              </w:rPr>
-              <w:t xml:space="preserve"> заметку можно создать без подсказок меньше чем за минуту.</w:t>
-            </w:r>
-          </w:p>
-          <w:p>
-            <w:pPr>
-              <w:pStyle w:val="ListParagraph"/>
-              <w:numPr>
-                <w:ilvl w:val="0"/>
-                <w:numId w:val="2"/>
-              </w:numPr>
-              <w:spacing w:after="80" w:before="0"/>
-            </w:pPr>
-            <w:r>
-              <w:rPr>
-                <w:rFonts w:ascii="Arial" w:cs="Arial" w:eastAsia="Arial" w:hAnsi="Arial"/>
-                <w:b/>
-                <w:bCs/>
-                <w:color w:val="1A1A1A"/>
-                <w:sz w:val="20"/>
-                <w:szCs w:val="20"/>
-              </w:rPr>
-              <w:t xml:space="preserve">Г2:</w:t>
-            </w:r>
-            <w:r>
-              <w:rPr>
-                <w:rFonts w:ascii="Arial" w:cs="Arial" w:eastAsia="Arial" w:hAnsi="Arial"/>
-                <w:color w:val="1A1A1A"/>
-                <w:sz w:val="20"/>
-                <w:szCs w:val="20"/>
-              </w:rPr>
-              <w:t xml:space="preserve"> нужная договорённость находится поиском с первой попытки.</w:t>
-            </w:r>
-          </w:p>
-          <w:p>
-            <w:pPr>
-              <w:pStyle w:val="ListParagraph"/>
-              <w:numPr>
-                <w:ilvl w:val="0"/>
-                <w:numId w:val="2"/>
-              </w:numPr>
-              <w:spacing w:after="80" w:before="0"/>
-            </w:pPr>
-            <w:r>
-              <w:rPr>
-                <w:rFonts w:ascii="Arial" w:cs="Arial" w:eastAsia="Arial" w:hAnsi="Arial"/>
-                <w:b/>
-                <w:bCs/>
-                <w:color w:val="1A1A1A"/>
-                <w:sz w:val="20"/>
-                <w:szCs w:val="20"/>
-              </w:rPr>
-              <w:t xml:space="preserve">Г3:</w:t>
-            </w:r>
-            <w:r>
-              <w:rPr>
-                <w:rFonts w:ascii="Arial" w:cs="Arial" w:eastAsia="Arial" w:hAnsi="Arial"/>
-                <w:color w:val="1A1A1A"/>
-                <w:sz w:val="20"/>
-                <w:szCs w:val="20"/>
-              </w:rPr>
-              <w:t xml:space="preserve"> перенос заметок на новый телефон понятен без инструкции.</w:t>
-            </w:r>
-          </w:p>
-        </w:tc>
-        <w:tc>
-          <w:tcPr>
-            <w:tcW w:type="dxa" w:w="7699"/>
-            <w:tcMar>
-              <w:left w:type="dxa" w:w="200"/>
-            </w:tcMar>
-            <w:vAlign w:val="top"/>
-          </w:tcPr>
-          <w:p>
-            <w:pPr>
-              <w:spacing w:after="60" w:before="60"/>
-            </w:pPr>
-            <w:r>
-              <w:rPr>
-                <w:rFonts w:ascii="Arial" w:cs="Arial" w:eastAsia="Arial" w:hAnsi="Arial"/>
-                <w:b/>
-                <w:bCs/>
-                <w:color w:val="1F3A5F"/>
-                <w:sz w:val="24"/>
-                <w:szCs w:val="24"/>
-              </w:rPr>
-              <w:t xml:space="preserve">Методы и участники</w:t>
-            </w:r>
-          </w:p>
-          <w:p>
-            <w:pPr>
-              <w:spacing w:after="80" w:before="0"/>
-            </w:pPr>
-            <w:r>
-              <w:rPr>
-                <w:rFonts w:ascii="Arial" w:cs="Arial" w:eastAsia="Arial" w:hAnsi="Arial"/>
-                <w:color w:val="1A1A1A"/>
-                <w:sz w:val="20"/>
-                <w:szCs w:val="20"/>
-              </w:rPr>
-              <w:t xml:space="preserve">Модерируемое тестирование по методу "думай вслух", 5 сессий по 40 минут, запись экрана и голоса. После каждой задачи участник оценивал её лёгкость (SEQ, 1-7), в конце заполнял анкету SUS.</w:t>
-            </w:r>
-          </w:p>
-          <w:p>
-            <w:pPr>
-              <w:spacing w:after="100" w:before="0"/>
-            </w:pPr>
-            <w:r>
-              <w:rPr>
-                <w:rFonts w:ascii="Arial" w:cs="Arial" w:eastAsia="Arial" w:hAnsi="Arial"/>
-                <w:b/>
-                <w:bCs/>
-                <w:color w:val="1A1A1A"/>
-                <w:sz w:val="20"/>
-                <w:szCs w:val="20"/>
-              </w:rPr>
-              <w:t xml:space="preserve">Участники (5 человек, ходят на встречи 3+ раза в неделю): </w:t>
-            </w:r>
-            <w:r>
-              <w:rPr>
-                <w:rFonts w:ascii="Arial" w:cs="Arial" w:eastAsia="Arial" w:hAnsi="Arial"/>
-                <w:color w:val="1A1A1A"/>
-                <w:sz w:val="20"/>
-                <w:szCs w:val="20"/>
-              </w:rPr>
-              <w:t xml:space="preserve">офис-менеджер, менеджер по продажам, руководитель проекта, HR-специалист, секретарь руководителя; 24-45 лет.</w:t>
-            </w:r>
-          </w:p>
-          <w:tbl>
-            <w:tblPr>
-              <w:tblW w:type="dxa" w:w="7499"/>
-              <w:tblBorders>
-                <w:top w:val="single" w:color="C9C8C2" w:sz="4"/>
-                <w:left w:val="single" w:color="C9C8C2" w:sz="4"/>
-                <w:bottom w:val="single" w:color="C9C8C2" w:sz="4"/>
-                <w:right w:val="single" w:color="C9C8C2" w:sz="4"/>
-                <w:insideH w:val="single" w:color="C9C8C2" w:sz="4"/>
-                <w:insideV w:val="single" w:color="C9C8C2" w:sz="4"/>
-              </w:tblBorders>
-              <w:tblLayout w:type="fixed"/>
-            </w:tblPr>
-            <w:tblGrid>
-              <w:gridCol w:w="681"/>
-              <w:gridCol w:w="6818"/>
-            </w:tblGrid>
-            <w:tr>
-              <w:trPr>
-                <w:tblHeader/>
-              </w:trPr>
-              <w:tc>
-                <w:tcPr>
-                  <w:tcW w:type="dxa" w:w="681"/>
-                  <w:shd w:fill="1F3A5F" w:color="auto" w:val="clear"/>
-                  <w:tcMar>
-                    <w:top w:type="dxa" w:w="70"/>
-                    <w:left w:type="dxa" w:w="110"/>
-                    <w:bottom w:type="dxa" w:w="70"/>
-                    <w:right w:type="dxa" w:w="110"/>
-                  </w:tcMar>
-                  <w:vAlign w:val="center"/>
-                </w:tcPr>
-                <w:p>
-                  <w:pPr>
-                    <w:spacing w:after="40" w:before="0"/>
-                  </w:pPr>
-                  <w:r>
-                    <w:rPr>
-                      <w:rFonts w:ascii="Arial" w:cs="Arial" w:eastAsia="Arial" w:hAnsi="Arial"/>
-                      <w:b/>
-                      <w:bCs/>
-                      <w:color w:val="FFFFFF"/>
-                      <w:sz w:val="19"/>
-                      <w:szCs w:val="19"/>
-                    </w:rPr>
-                    <w:t xml:space="preserve">№</w:t>
-                  </w:r>
-                </w:p>
-              </w:tc>
-              <w:tc>
-                <w:tcPr>
-                  <w:tcW w:type="dxa" w:w="6818"/>
-                  <w:shd w:fill="1F3A5F" w:color="auto" w:val="clear"/>
-                  <w:tcMar>
-                    <w:top w:type="dxa" w:w="70"/>
-                    <w:left w:type="dxa" w:w="110"/>
-                    <w:bottom w:type="dxa" w:w="70"/>
-                    <w:right w:type="dxa" w:w="110"/>
-                  </w:tcMar>
-                  <w:vAlign w:val="center"/>
-                </w:tcPr>
-                <w:p>
-                  <w:pPr>
-                    <w:spacing w:after="40" w:before="0"/>
-                  </w:pPr>
-                  <w:r>
-                    <w:rPr>
-                      <w:rFonts w:ascii="Arial" w:cs="Arial" w:eastAsia="Arial" w:hAnsi="Arial"/>
-                      <w:b/>
-                      <w:bCs/>
-                      <w:color w:val="FFFFFF"/>
-                      <w:sz w:val="19"/>
-                      <w:szCs w:val="19"/>
-                    </w:rPr>
-                    <w:t xml:space="preserve">Задача сценария</w:t>
-                  </w:r>
-                </w:p>
-              </w:tc>
-            </w:tr>
-            <w:tr>
-              <w:tc>
-                <w:tcPr>
-                  <w:tcW w:type="dxa" w:w="681"/>
-                  <w:tcMar>
-                    <w:top w:type="dxa" w:w="70"/>
-                    <w:left w:type="dxa" w:w="110"/>
-                    <w:bottom w:type="dxa" w:w="70"/>
-                    <w:right w:type="dxa" w:w="110"/>
-                  </w:tcMar>
-                  <w:vAlign w:val="center"/>
-                </w:tcPr>
-                <w:p>
-                  <w:pPr>
-                    <w:spacing w:after="40" w:before="0"/>
-                  </w:pPr>
-                  <w:r>
-                    <w:rPr>
-                      <w:rFonts w:ascii="Arial" w:cs="Arial" w:eastAsia="Arial" w:hAnsi="Arial"/>
-                      <w:color w:val="1A1A1A"/>
-                      <w:sz w:val="19"/>
-                      <w:szCs w:val="19"/>
-                    </w:rPr>
-                    <w:t xml:space="preserve">1</w:t>
-                  </w:r>
-                </w:p>
-              </w:tc>
-              <w:tc>
-                <w:tcPr>
-                  <w:tcW w:type="dxa" w:w="6818"/>
-                  <w:tcMar>
-                    <w:top w:type="dxa" w:w="70"/>
-                    <w:left w:type="dxa" w:w="110"/>
-                    <w:bottom w:type="dxa" w:w="70"/>
-                    <w:right w:type="dxa" w:w="110"/>
-                  </w:tcMar>
-                  <w:vAlign w:val="center"/>
-                </w:tcPr>
-                <w:p>
-                  <w:pPr>
-                    <w:spacing w:after="40" w:before="0"/>
-                  </w:pPr>
-                  <w:r>
-                    <w:rPr>
-                      <w:rFonts w:ascii="Arial" w:cs="Arial" w:eastAsia="Arial" w:hAnsi="Arial"/>
-                      <w:color w:val="1A1A1A"/>
-                      <w:sz w:val="19"/>
-                      <w:szCs w:val="19"/>
-                    </w:rPr>
-                    <w:t xml:space="preserve">Записать итоги вчерашнего совещания</w:t>
-                  </w:r>
-                </w:p>
-              </w:tc>
-            </w:tr>
-            <w:tr>
-              <w:tc>
-                <w:tcPr>
-                  <w:tcW w:type="dxa" w:w="681"/>
-                  <w:shd w:fill="F6F8FB" w:color="auto" w:val="clear"/>
-                  <w:tcMar>
-                    <w:top w:type="dxa" w:w="70"/>
-                    <w:left w:type="dxa" w:w="110"/>
-                    <w:bottom w:type="dxa" w:w="70"/>
-                    <w:right w:type="dxa" w:w="110"/>
-                  </w:tcMar>
-                  <w:vAlign w:val="center"/>
-                </w:tcPr>
-                <w:p>
-                  <w:pPr>
-                    <w:spacing w:after="40" w:before="0"/>
-                  </w:pPr>
-                  <w:r>
-                    <w:rPr>
-                      <w:rFonts w:ascii="Arial" w:cs="Arial" w:eastAsia="Arial" w:hAnsi="Arial"/>
-                      <w:color w:val="1A1A1A"/>
-                      <w:sz w:val="19"/>
-                      <w:szCs w:val="19"/>
-                    </w:rPr>
-                    <w:t xml:space="preserve">2</w:t>
-                  </w:r>
-                </w:p>
-              </w:tc>
-              <w:tc>
-                <w:tcPr>
-                  <w:tcW w:type="dxa" w:w="6818"/>
-                  <w:shd w:fill="F6F8FB" w:color="auto" w:val="clear"/>
-                  <w:tcMar>
-                    <w:top w:type="dxa" w:w="70"/>
-                    <w:left w:type="dxa" w:w="110"/>
-                    <w:bottom w:type="dxa" w:w="70"/>
-                    <w:right w:type="dxa" w:w="110"/>
-                  </w:tcMar>
-                  <w:vAlign w:val="center"/>
-                </w:tcPr>
-                <w:p>
-                  <w:pPr>
-                    <w:spacing w:after="40" w:before="0"/>
-                  </w:pPr>
-                  <w:r>
-                    <w:rPr>
-                      <w:rFonts w:ascii="Arial" w:cs="Arial" w:eastAsia="Arial" w:hAnsi="Arial"/>
-                      <w:color w:val="1A1A1A"/>
-                      <w:sz w:val="19"/>
-                      <w:szCs w:val="19"/>
-                    </w:rPr>
-                    <w:t xml:space="preserve">Найти, что решили по договорам</w:t>
-                  </w:r>
-                </w:p>
-              </w:tc>
-            </w:tr>
-            <w:tr>
-              <w:tc>
-                <w:tcPr>
-                  <w:tcW w:type="dxa" w:w="681"/>
-                  <w:tcMar>
-                    <w:top w:type="dxa" w:w="70"/>
-                    <w:left w:type="dxa" w:w="110"/>
-                    <w:bottom w:type="dxa" w:w="70"/>
-                    <w:right w:type="dxa" w:w="110"/>
-                  </w:tcMar>
-                  <w:vAlign w:val="center"/>
-                </w:tcPr>
-                <w:p>
-                  <w:pPr>
-                    <w:spacing w:after="40" w:before="0"/>
-                  </w:pPr>
-                  <w:r>
-                    <w:rPr>
-                      <w:rFonts w:ascii="Arial" w:cs="Arial" w:eastAsia="Arial" w:hAnsi="Arial"/>
-                      <w:color w:val="1A1A1A"/>
-                      <w:sz w:val="19"/>
-                      <w:szCs w:val="19"/>
-                    </w:rPr>
-                    <w:t xml:space="preserve">3</w:t>
-                  </w:r>
-                </w:p>
-              </w:tc>
-              <w:tc>
-                <w:tcPr>
-                  <w:tcW w:type="dxa" w:w="6818"/>
-                  <w:tcMar>
-                    <w:top w:type="dxa" w:w="70"/>
-                    <w:left w:type="dxa" w:w="110"/>
-                    <w:bottom w:type="dxa" w:w="70"/>
-                    <w:right w:type="dxa" w:w="110"/>
-                  </w:tcMar>
-                  <w:vAlign w:val="center"/>
-                </w:tcPr>
-                <w:p>
-                  <w:pPr>
-                    <w:spacing w:after="40" w:before="0"/>
-                  </w:pPr>
-                  <w:r>
-                    <w:rPr>
-                      <w:rFonts w:ascii="Arial" w:cs="Arial" w:eastAsia="Arial" w:hAnsi="Arial"/>
-                      <w:color w:val="1A1A1A"/>
-                      <w:sz w:val="19"/>
-                      <w:szCs w:val="19"/>
-                    </w:rPr>
-                    <w:t xml:space="preserve">Показать деловые встречи за прошлую неделю</w:t>
-                  </w:r>
-                </w:p>
-              </w:tc>
-            </w:tr>
-            <w:tr>
-              <w:tc>
-                <w:tcPr>
-                  <w:tcW w:type="dxa" w:w="681"/>
-                  <w:shd w:fill="F6F8FB" w:color="auto" w:val="clear"/>
-                  <w:tcMar>
-                    <w:top w:type="dxa" w:w="70"/>
-                    <w:left w:type="dxa" w:w="110"/>
-                    <w:bottom w:type="dxa" w:w="70"/>
-                    <w:right w:type="dxa" w:w="110"/>
-                  </w:tcMar>
-                  <w:vAlign w:val="center"/>
-                </w:tcPr>
-                <w:p>
-                  <w:pPr>
-                    <w:spacing w:after="40" w:before="0"/>
-                  </w:pPr>
-                  <w:r>
-                    <w:rPr>
-                      <w:rFonts w:ascii="Arial" w:cs="Arial" w:eastAsia="Arial" w:hAnsi="Arial"/>
-                      <w:color w:val="1A1A1A"/>
-                      <w:sz w:val="19"/>
-                      <w:szCs w:val="19"/>
-                    </w:rPr>
-                    <w:t xml:space="preserve">4</w:t>
-                  </w:r>
-                </w:p>
-              </w:tc>
-              <w:tc>
-                <w:tcPr>
-                  <w:tcW w:type="dxa" w:w="6818"/>
-                  <w:shd w:fill="F6F8FB" w:color="auto" w:val="clear"/>
-                  <w:tcMar>
-                    <w:top w:type="dxa" w:w="70"/>
-                    <w:left w:type="dxa" w:w="110"/>
-                    <w:bottom w:type="dxa" w:w="70"/>
-                    <w:right w:type="dxa" w:w="110"/>
-                  </w:tcMar>
-                  <w:vAlign w:val="center"/>
-                </w:tcPr>
-                <w:p>
-                  <w:pPr>
-                    <w:spacing w:after="40" w:before="0"/>
-                  </w:pPr>
-                  <w:r>
-                    <w:rPr>
-                      <w:rFonts w:ascii="Arial" w:cs="Arial" w:eastAsia="Arial" w:hAnsi="Arial"/>
-                      <w:color w:val="1A1A1A"/>
-                      <w:sz w:val="19"/>
-                      <w:szCs w:val="19"/>
-                    </w:rPr>
-                    <w:t xml:space="preserve">Добавить новое решение в существующую заметку</w:t>
-                  </w:r>
-                </w:p>
-              </w:tc>
-            </w:tr>
-            <w:tr>
-              <w:tc>
-                <w:tcPr>
-                  <w:tcW w:type="dxa" w:w="681"/>
-                  <w:tcMar>
-                    <w:top w:type="dxa" w:w="70"/>
-                    <w:left w:type="dxa" w:w="110"/>
-                    <w:bottom w:type="dxa" w:w="70"/>
-                    <w:right w:type="dxa" w:w="110"/>
-                  </w:tcMar>
-                  <w:vAlign w:val="center"/>
-                </w:tcPr>
-                <w:p>
-                  <w:pPr>
-                    <w:spacing w:after="40" w:before="0"/>
-                  </w:pPr>
-                  <w:r>
-                    <w:rPr>
-                      <w:rFonts w:ascii="Arial" w:cs="Arial" w:eastAsia="Arial" w:hAnsi="Arial"/>
-                      <w:color w:val="1A1A1A"/>
-                      <w:sz w:val="19"/>
-                      <w:szCs w:val="19"/>
-                    </w:rPr>
-                    <w:t xml:space="preserve">5</w:t>
-                  </w:r>
-                </w:p>
-              </w:tc>
-              <w:tc>
-                <w:tcPr>
-                  <w:tcW w:type="dxa" w:w="6818"/>
-                  <w:tcMar>
-                    <w:top w:type="dxa" w:w="70"/>
-                    <w:left w:type="dxa" w:w="110"/>
-                    <w:bottom w:type="dxa" w:w="70"/>
-                    <w:right w:type="dxa" w:w="110"/>
-                  </w:tcMar>
-                  <w:vAlign w:val="center"/>
-                </w:tcPr>
-                <w:p>
-                  <w:pPr>
-                    <w:spacing w:after="40" w:before="0"/>
-                  </w:pPr>
-                  <w:r>
-                    <w:rPr>
-                      <w:rFonts w:ascii="Arial" w:cs="Arial" w:eastAsia="Arial" w:hAnsi="Arial"/>
-                      <w:color w:val="1A1A1A"/>
-                      <w:sz w:val="19"/>
-                      <w:szCs w:val="19"/>
-                    </w:rPr>
-                    <w:t xml:space="preserve">Удалить заметку и вернуть её</w:t>
-                  </w:r>
-                </w:p>
-              </w:tc>
-            </w:tr>
-            <w:tr>
-              <w:tc>
-                <w:tcPr>
-                  <w:tcW w:type="dxa" w:w="681"/>
-                  <w:shd w:fill="F6F8FB" w:color="auto" w:val="clear"/>
-                  <w:tcMar>
-                    <w:top w:type="dxa" w:w="70"/>
-                    <w:left w:type="dxa" w:w="110"/>
-                    <w:bottom w:type="dxa" w:w="70"/>
-                    <w:right w:type="dxa" w:w="110"/>
-                  </w:tcMar>
-                  <w:vAlign w:val="center"/>
-                </w:tcPr>
-                <w:p>
-                  <w:pPr>
-                    <w:spacing w:after="40" w:before="0"/>
-                  </w:pPr>
-                  <w:r>
-                    <w:rPr>
-                      <w:rFonts w:ascii="Arial" w:cs="Arial" w:eastAsia="Arial" w:hAnsi="Arial"/>
-                      <w:color w:val="1A1A1A"/>
-                      <w:sz w:val="19"/>
-                      <w:szCs w:val="19"/>
-                    </w:rPr>
-                    <w:t xml:space="preserve">6</w:t>
-                  </w:r>
-                </w:p>
-              </w:tc>
-              <w:tc>
-                <w:tcPr>
-                  <w:tcW w:type="dxa" w:w="6818"/>
-                  <w:shd w:fill="F6F8FB" w:color="auto" w:val="clear"/>
-                  <w:tcMar>
-                    <w:top w:type="dxa" w:w="70"/>
-                    <w:left w:type="dxa" w:w="110"/>
-                    <w:bottom w:type="dxa" w:w="70"/>
-                    <w:right w:type="dxa" w:w="110"/>
-                  </w:tcMar>
-                  <w:vAlign w:val="center"/>
-                </w:tcPr>
-                <w:p>
-                  <w:pPr>
-                    <w:spacing w:after="40" w:before="0"/>
-                  </w:pPr>
-                  <w:r>
-                    <w:rPr>
-                      <w:rFonts w:ascii="Arial" w:cs="Arial" w:eastAsia="Arial" w:hAnsi="Arial"/>
-                      <w:color w:val="1A1A1A"/>
-                      <w:sz w:val="19"/>
-                      <w:szCs w:val="19"/>
-                    </w:rPr>
-                    <w:t xml:space="preserve">Перенести все заметки на новый телефон</w:t>
-                  </w:r>
-                </w:p>
-              </w:tc>
-            </w:tr>
-          </w:tbl>
-          <w:p/>
+                <w:color w:val="FFFFFF"/>
+                <w:sz w:val="40"/>
+                <w:szCs w:val="40"/>
+              </w:rPr>
+              <w:t xml:space="preserve">Результаты</w:t>
+            </w:r>
+          </w:p>
         </w:tc>
       </w:tr>
     </w:tbl>
     <w:p>
       <w:pPr>
-        <w:spacing w:after="0"/>
-      </w:pPr>
-      <w:r>
-        <w:br w:type="page"/>
+        <w:pBdr>
+          <w:bottom w:val="single" w:color="2A78D6" w:sz="18" w:space="4"/>
+        </w:pBdr>
+        <w:spacing w:after="200" w:before="80"/>
+      </w:pPr>
+      <w:r>
+        <w:rPr>
+          <w:rFonts w:ascii="Arial" w:cs="Arial" w:eastAsia="Arial" w:hAnsi="Arial"/>
+          <w:i/>
+          <w:iCs/>
+          <w:color w:val="5A5A5A"/>
+          <w:sz w:val="22"/>
+          <w:szCs w:val="22"/>
+        </w:rPr>
+        <w:t xml:space="preserve">Базовые операции понятны всем; провалы приходятся на поиск, фильтры и перенос данных</w:t>
       </w:r>
     </w:p>
     <w:tbl>
       <w:tblPr>
-        <w:tblW w:type="dxa" w:w="15398"/>
+        <w:tblW w:type="dxa" w:w="10464"/>
+        <w:tblBorders>
+          <w:top w:val="none" w:color="FFFFFF" w:sz="0"/>
+          <w:left w:val="none" w:color="FFFFFF" w:sz="0"/>
+          <w:bottom w:val="none" w:color="FFFFFF" w:sz="0"/>
+          <w:right w:val="none" w:color="FFFFFF" w:sz="0"/>
+          <w:insideH w:val="none" w:color="FFFFFF" w:sz="0"/>
+          <w:insideV w:val="single" w:color="FFFFFF" w:sz="24"/>
+        </w:tblBorders>
+      </w:tblPr>
+      <w:tblGrid>
+        <w:gridCol w:w="2616"/>
+        <w:gridCol w:w="2616"/>
+        <w:gridCol w:w="2616"/>
+        <w:gridCol w:w="2616"/>
+      </w:tblGrid>
+      <w:tr>
+        <w:tc>
+          <w:tcPr>
+            <w:tcW w:type="dxa" w:w="2616"/>
+            <w:shd w:fill="EAF2FC" w:color="auto" w:val="clear"/>
+            <w:tcMar>
+              <w:top w:type="dxa" w:w="120"/>
+              <w:left w:type="dxa" w:w="160"/>
+              <w:bottom w:type="dxa" w:w="120"/>
+              <w:right w:type="dxa" w:w="160"/>
+            </w:tcMar>
+          </w:tcPr>
+          <w:p>
+            <w:pPr>
+              <w:spacing w:after="0" w:before="0"/>
+            </w:pPr>
+            <w:r>
+              <w:rPr>
+                <w:rFonts w:ascii="Arial" w:cs="Arial" w:eastAsia="Arial" w:hAnsi="Arial"/>
+                <w:b/>
+                <w:bCs/>
+                <w:color w:val="C0392B"/>
+                <w:sz w:val="34"/>
+                <w:szCs w:val="34"/>
+              </w:rPr>
+              <w:t xml:space="preserve">73 %</w:t>
+            </w:r>
+          </w:p>
+          <w:p>
+            <w:pPr>
+              <w:spacing w:after="20" w:before="0"/>
+            </w:pPr>
+            <w:r>
+              <w:rPr>
+                <w:rFonts w:ascii="Arial" w:cs="Arial" w:eastAsia="Arial" w:hAnsi="Arial"/>
+                <w:b/>
+                <w:bCs/>
+                <w:color w:val="1A1A1A"/>
+                <w:sz w:val="20"/>
+                <w:szCs w:val="20"/>
+              </w:rPr>
+              <w:t xml:space="preserve">Успешность задач</w:t>
+            </w:r>
+          </w:p>
+          <w:p>
+            <w:pPr>
+              <w:spacing w:after="0" w:before="0"/>
+            </w:pPr>
+            <w:r>
+              <w:rPr>
+                <w:rFonts w:ascii="Arial" w:cs="Arial" w:eastAsia="Arial" w:hAnsi="Arial"/>
+                <w:color w:val="5A5A5A"/>
+                <w:sz w:val="18"/>
+                <w:szCs w:val="18"/>
+              </w:rPr>
+              <w:t xml:space="preserve">22 из 30 попыток, цель 80 %</w:t>
+            </w:r>
+          </w:p>
+        </w:tc>
+        <w:tc>
+          <w:tcPr>
+            <w:tcW w:type="dxa" w:w="2616"/>
+            <w:shd w:fill="EAF2FC" w:color="auto" w:val="clear"/>
+            <w:tcMar>
+              <w:top w:type="dxa" w:w="120"/>
+              <w:left w:type="dxa" w:w="160"/>
+              <w:bottom w:type="dxa" w:w="120"/>
+              <w:right w:type="dxa" w:w="160"/>
+            </w:tcMar>
+          </w:tcPr>
+          <w:p>
+            <w:pPr>
+              <w:spacing w:after="0" w:before="0"/>
+            </w:pPr>
+            <w:r>
+              <w:rPr>
+                <w:rFonts w:ascii="Arial" w:cs="Arial" w:eastAsia="Arial" w:hAnsi="Arial"/>
+                <w:b/>
+                <w:bCs/>
+                <w:color w:val="C0392B"/>
+                <w:sz w:val="34"/>
+                <w:szCs w:val="34"/>
+              </w:rPr>
+              <w:t xml:space="preserve">67 с</w:t>
+            </w:r>
+          </w:p>
+          <w:p>
+            <w:pPr>
+              <w:spacing w:after="20" w:before="0"/>
+            </w:pPr>
+            <w:r>
+              <w:rPr>
+                <w:rFonts w:ascii="Arial" w:cs="Arial" w:eastAsia="Arial" w:hAnsi="Arial"/>
+                <w:b/>
+                <w:bCs/>
+                <w:color w:val="1A1A1A"/>
+                <w:sz w:val="20"/>
+                <w:szCs w:val="20"/>
+              </w:rPr>
+              <w:t xml:space="preserve">Среднее время задачи</w:t>
+            </w:r>
+          </w:p>
+          <w:p>
+            <w:pPr>
+              <w:spacing w:after="0" w:before="0"/>
+            </w:pPr>
+            <w:r>
+              <w:rPr>
+                <w:rFonts w:ascii="Arial" w:cs="Arial" w:eastAsia="Arial" w:hAnsi="Arial"/>
+                <w:color w:val="5A5A5A"/>
+                <w:sz w:val="18"/>
+                <w:szCs w:val="18"/>
+              </w:rPr>
+              <w:t xml:space="preserve">цель 41 с</w:t>
+            </w:r>
+          </w:p>
+        </w:tc>
+        <w:tc>
+          <w:tcPr>
+            <w:tcW w:type="dxa" w:w="2616"/>
+            <w:shd w:fill="EAF2FC" w:color="auto" w:val="clear"/>
+            <w:tcMar>
+              <w:top w:type="dxa" w:w="120"/>
+              <w:left w:type="dxa" w:w="160"/>
+              <w:bottom w:type="dxa" w:w="120"/>
+              <w:right w:type="dxa" w:w="160"/>
+            </w:tcMar>
+          </w:tcPr>
+          <w:p>
+            <w:pPr>
+              <w:spacing w:after="0" w:before="0"/>
+            </w:pPr>
+            <w:r>
+              <w:rPr>
+                <w:rFonts w:ascii="Arial" w:cs="Arial" w:eastAsia="Arial" w:hAnsi="Arial"/>
+                <w:b/>
+                <w:bCs/>
+                <w:color w:val="C0392B"/>
+                <w:sz w:val="34"/>
+                <w:szCs w:val="34"/>
+              </w:rPr>
+              <w:t xml:space="preserve">1,1</w:t>
+            </w:r>
+          </w:p>
+          <w:p>
+            <w:pPr>
+              <w:spacing w:after="20" w:before="0"/>
+            </w:pPr>
+            <w:r>
+              <w:rPr>
+                <w:rFonts w:ascii="Arial" w:cs="Arial" w:eastAsia="Arial" w:hAnsi="Arial"/>
+                <w:b/>
+                <w:bCs/>
+                <w:color w:val="1A1A1A"/>
+                <w:sz w:val="20"/>
+                <w:szCs w:val="20"/>
+              </w:rPr>
+              <w:t xml:space="preserve">Ошибки на задачу</w:t>
+            </w:r>
+          </w:p>
+          <w:p>
+            <w:pPr>
+              <w:spacing w:after="0" w:before="0"/>
+            </w:pPr>
+            <w:r>
+              <w:rPr>
+                <w:rFonts w:ascii="Arial" w:cs="Arial" w:eastAsia="Arial" w:hAnsi="Arial"/>
+                <w:color w:val="5A5A5A"/>
+                <w:sz w:val="18"/>
+                <w:szCs w:val="18"/>
+              </w:rPr>
+              <w:t xml:space="preserve">цель &lt;= 1</w:t>
+            </w:r>
+          </w:p>
+        </w:tc>
+        <w:tc>
+          <w:tcPr>
+            <w:tcW w:type="dxa" w:w="2616"/>
+            <w:shd w:fill="EAF2FC" w:color="auto" w:val="clear"/>
+            <w:tcMar>
+              <w:top w:type="dxa" w:w="120"/>
+              <w:left w:type="dxa" w:w="160"/>
+              <w:bottom w:type="dxa" w:w="120"/>
+              <w:right w:type="dxa" w:w="160"/>
+            </w:tcMar>
+          </w:tcPr>
+          <w:p>
+            <w:pPr>
+              <w:spacing w:after="0" w:before="0"/>
+            </w:pPr>
+            <w:r>
+              <w:rPr>
+                <w:rFonts w:ascii="Arial" w:cs="Arial" w:eastAsia="Arial" w:hAnsi="Arial"/>
+                <w:b/>
+                <w:bCs/>
+                <w:color w:val="C0392B"/>
+                <w:sz w:val="34"/>
+                <w:szCs w:val="34"/>
+              </w:rPr>
+              <w:t xml:space="preserve">68</w:t>
+            </w:r>
+          </w:p>
+          <w:p>
+            <w:pPr>
+              <w:spacing w:after="20" w:before="0"/>
+            </w:pPr>
+            <w:r>
+              <w:rPr>
+                <w:rFonts w:ascii="Arial" w:cs="Arial" w:eastAsia="Arial" w:hAnsi="Arial"/>
+                <w:b/>
+                <w:bCs/>
+                <w:color w:val="1A1A1A"/>
+                <w:sz w:val="20"/>
+                <w:szCs w:val="20"/>
+              </w:rPr>
+              <w:t xml:space="preserve">Балл SUS</w:t>
+            </w:r>
+          </w:p>
+          <w:p>
+            <w:pPr>
+              <w:spacing w:after="0" w:before="0"/>
+            </w:pPr>
+            <w:r>
+              <w:rPr>
+                <w:rFonts w:ascii="Arial" w:cs="Arial" w:eastAsia="Arial" w:hAnsi="Arial"/>
+                <w:color w:val="5A5A5A"/>
+                <w:sz w:val="18"/>
+                <w:szCs w:val="18"/>
+              </w:rPr>
+              <w:t xml:space="preserve">средний уровень, цель 80</w:t>
+            </w:r>
+          </w:p>
+        </w:tc>
+      </w:tr>
+    </w:tbl>
+    <w:p>
+      <w:pPr>
+        <w:spacing w:after="40" w:before="0"/>
+      </w:pPr>
+      <w:r>
+        <w:rPr>
+          <w:rFonts w:ascii="Arial" w:cs="Arial" w:eastAsia="Arial" w:hAnsi="Arial"/>
+          <w:color w:val="1A1A1A"/>
+          <w:sz w:val="24"/>
+          <w:szCs w:val="24"/>
+        </w:rPr>
+        <w:t xml:space="preserve"> </w:t>
+      </w:r>
+    </w:p>
+    <w:p>
+      <w:pPr>
+        <w:spacing w:after="60" w:before="0"/>
+        <w:jc w:val="center"/>
+      </w:pPr>
+      <w:r>
+        <w:drawing>
+          <wp:inline distT="0" distB="0" distL="0" distR="0">
+            <wp:extent cx="6400800" cy="2990850"/>
+            <wp:effectExtent t="0" r="0" b="0" l="0"/>
+            <wp:docPr id="1" name="" descr="" title=""/>
+            <wp:cNvGraphicFramePr>
+              <a:graphicFrameLocks xmlns:a="http://schemas.openxmlformats.org/drawingml/2006/main" noChangeAspect="1"/>
+            </wp:cNvGraphicFramePr>
+            <a:graphic xmlns:a="http://schemas.openxmlformats.org/drawingml/2006/main">
+              <a:graphicData uri="http://schemas.openxmlformats.org/drawingml/2006/picture">
+                <pic:pic xmlns:pic="http://schemas.openxmlformats.org/drawingml/2006/picture">
+                  <pic:nvPicPr>
+                    <pic:cNvPr id="0" name="" descr=""/>
+                    <pic:cNvPicPr>
+                      <a:picLocks noChangeAspect="1" noChangeArrowheads="1"/>
+                    </pic:cNvPicPr>
+                  </pic:nvPicPr>
+                  <pic:blipFill>
+                    <a:blip r:embed="rId8" cstate="none"/>
+                    <a:srcRect/>
+                    <a:stretch>
+                      <a:fillRect/>
+                    </a:stretch>
+                  </pic:blipFill>
+                  <pic:spPr bwMode="auto">
+                    <a:xfrm>
+                      <a:off x="0" y="0"/>
+                      <a:ext cx="6400800" cy="2990850"/>
+                    </a:xfrm>
+                    <a:prstGeom prst="rect">
+                      <a:avLst/>
+                    </a:prstGeom>
+                  </pic:spPr>
+                </pic:pic>
+              </a:graphicData>
+            </a:graphic>
+          </wp:inline>
+        </w:drawing>
+      </w:r>
+    </w:p>
+    <w:p>
+      <w:pPr>
+        <w:pStyle w:val="ListParagraph"/>
+        <w:numPr>
+          <w:ilvl w:val="0"/>
+          <w:numId w:val="2"/>
+        </w:numPr>
+        <w:spacing w:after="80" w:before="0"/>
+      </w:pPr>
+      <w:r>
+        <w:rPr>
+          <w:rFonts w:ascii="Arial" w:cs="Arial" w:eastAsia="Arial" w:hAnsi="Arial"/>
+          <w:color w:val="1A1A1A"/>
+          <w:sz w:val="20"/>
+          <w:szCs w:val="20"/>
+        </w:rPr>
+        <w:t xml:space="preserve">Г1 подтверждена: создание и редактирование выполнили 100 % участников.</w:t>
+      </w:r>
+    </w:p>
+    <w:p>
+      <w:pPr>
+        <w:pStyle w:val="ListParagraph"/>
+        <w:numPr>
+          <w:ilvl w:val="0"/>
+          <w:numId w:val="2"/>
+        </w:numPr>
+        <w:spacing w:after="80" w:before="0"/>
+      </w:pPr>
+      <w:r>
+        <w:rPr>
+          <w:rFonts w:ascii="Arial" w:cs="Arial" w:eastAsia="Arial" w:hAnsi="Arial"/>
+          <w:color w:val="1A1A1A"/>
+          <w:sz w:val="20"/>
+          <w:szCs w:val="20"/>
+        </w:rPr>
+        <w:t xml:space="preserve">Г2 не подтверждена: поиск успешен у 60 %, 52 с вместо 20 с.</w:t>
+      </w:r>
+    </w:p>
+    <w:p>
+      <w:pPr>
+        <w:pStyle w:val="ListParagraph"/>
+        <w:numPr>
+          <w:ilvl w:val="0"/>
+          <w:numId w:val="2"/>
+        </w:numPr>
+        <w:spacing w:after="80" w:before="0"/>
+      </w:pPr>
+      <w:r>
+        <w:rPr>
+          <w:rFonts w:ascii="Arial" w:cs="Arial" w:eastAsia="Arial" w:hAnsi="Arial"/>
+          <w:color w:val="1A1A1A"/>
+          <w:sz w:val="20"/>
+          <w:szCs w:val="20"/>
+        </w:rPr>
+        <w:t xml:space="preserve">Фильтры: 60 %, 95 с вместо 30 с; иконку фильтров принимают за сортировку.</w:t>
+      </w:r>
+    </w:p>
+    <w:p>
+      <w:pPr>
+        <w:pStyle w:val="ListParagraph"/>
+        <w:numPr>
+          <w:ilvl w:val="0"/>
+          <w:numId w:val="2"/>
+        </w:numPr>
+        <w:spacing w:after="80" w:before="0"/>
+      </w:pPr>
+      <w:r>
+        <w:rPr>
+          <w:rFonts w:ascii="Arial" w:cs="Arial" w:eastAsia="Arial" w:hAnsi="Arial"/>
+          <w:color w:val="1A1A1A"/>
+          <w:sz w:val="20"/>
+          <w:szCs w:val="20"/>
+        </w:rPr>
+        <w:t xml:space="preserve">Г3 не подтверждена: перенос данных выполнили только 40 %, SEQ 3,2 из 7.</w:t>
+      </w:r>
+    </w:p>
+    <w:p>
+      <w:pPr>
+        <w:spacing w:after="0"/>
+      </w:pPr>
+      <w:r>
+        <w:br w:type="page"/>
+      </w:r>
+    </w:p>
+    <w:tbl>
+      <w:tblPr>
+        <w:tblW w:type="dxa" w:w="10466"/>
         <w:tblBorders>
           <w:top w:val="none" w:color="FFFFFF" w:sz="0"/>
           <w:left w:val="none" w:color="FFFFFF" w:sz="0"/>
@@ -789,12 +1213,12 @@
         </w:tblBorders>
       </w:tblPr>
       <w:tblGrid>
-        <w:gridCol w:w="15398"/>
+        <w:gridCol w:w="10466"/>
       </w:tblGrid>
       <w:tr>
         <w:tc>
           <w:tcPr>
-            <w:tcW w:type="dxa" w:w="15398"/>
+            <w:tcW w:type="dxa" w:w="10466"/>
             <w:shd w:fill="1F3A5F" w:color="auto" w:val="clear"/>
             <w:tcMar>
               <w:top w:type="dxa" w:w="140"/>
@@ -816,7 +1240,7 @@
                 <w:sz w:val="40"/>
                 <w:szCs w:val="40"/>
               </w:rPr>
-              <w:t xml:space="preserve">Результаты</w:t>
+              <w:t xml:space="preserve">Ключевые проблемы на экранах приложения</w:t>
             </w:r>
           </w:p>
         </w:tc>
@@ -838,279 +1262,12 @@
           <w:sz w:val="22"/>
           <w:szCs w:val="22"/>
         </w:rPr>
-        <w:t xml:space="preserve">Базовые операции понятны всем; провалы приходятся на поиск, фильтры и перенос данных</w:t>
+        <w:t xml:space="preserve">Критичность оценена по частоте и влиянию на результат</w:t>
       </w:r>
     </w:p>
     <w:tbl>
       <w:tblPr>
-        <w:tblW w:type="dxa" w:w="15396"/>
-        <w:tblBorders>
-          <w:top w:val="none" w:color="FFFFFF" w:sz="0"/>
-          <w:left w:val="none" w:color="FFFFFF" w:sz="0"/>
-          <w:bottom w:val="none" w:color="FFFFFF" w:sz="0"/>
-          <w:right w:val="none" w:color="FFFFFF" w:sz="0"/>
-          <w:insideH w:val="none" w:color="FFFFFF" w:sz="0"/>
-          <w:insideV w:val="single" w:color="FFFFFF" w:sz="24"/>
-        </w:tblBorders>
-      </w:tblPr>
-      <w:tblGrid>
-        <w:gridCol w:w="3849"/>
-        <w:gridCol w:w="3849"/>
-        <w:gridCol w:w="3849"/>
-        <w:gridCol w:w="3849"/>
-      </w:tblGrid>
-      <w:tr>
-        <w:tc>
-          <w:tcPr>
-            <w:tcW w:type="dxa" w:w="3849"/>
-            <w:shd w:fill="EAF2FC" w:color="auto" w:val="clear"/>
-            <w:tcMar>
-              <w:top w:type="dxa" w:w="120"/>
-              <w:left w:type="dxa" w:w="160"/>
-              <w:bottom w:type="dxa" w:w="120"/>
-              <w:right w:type="dxa" w:w="160"/>
-            </w:tcMar>
-          </w:tcPr>
-          <w:p>
-            <w:pPr>
-              <w:spacing w:after="0" w:before="0"/>
-            </w:pPr>
-            <w:r>
-              <w:rPr>
-                <w:rFonts w:ascii="Arial" w:cs="Arial" w:eastAsia="Arial" w:hAnsi="Arial"/>
-                <w:b/>
-                <w:bCs/>
-                <w:color w:val="C0392B"/>
-                <w:sz w:val="48"/>
-                <w:szCs w:val="48"/>
-              </w:rPr>
-              <w:t xml:space="preserve">73 %</w:t>
-            </w:r>
-          </w:p>
-          <w:p>
-            <w:pPr>
-              <w:spacing w:after="20" w:before="0"/>
-            </w:pPr>
-            <w:r>
-              <w:rPr>
-                <w:rFonts w:ascii="Arial" w:cs="Arial" w:eastAsia="Arial" w:hAnsi="Arial"/>
-                <w:b/>
-                <w:bCs/>
-                <w:color w:val="1A1A1A"/>
-                <w:sz w:val="20"/>
-                <w:szCs w:val="20"/>
-              </w:rPr>
-              <w:t xml:space="preserve">Успешность задач</w:t>
-            </w:r>
-          </w:p>
-          <w:p>
-            <w:pPr>
-              <w:spacing w:after="0" w:before="0"/>
-            </w:pPr>
-            <w:r>
-              <w:rPr>
-                <w:rFonts w:ascii="Arial" w:cs="Arial" w:eastAsia="Arial" w:hAnsi="Arial"/>
-                <w:color w:val="5A5A5A"/>
-                <w:sz w:val="18"/>
-                <w:szCs w:val="18"/>
-              </w:rPr>
-              <w:t xml:space="preserve">22 из 30 попыток, цель 80 %</w:t>
-            </w:r>
-          </w:p>
-        </w:tc>
-        <w:tc>
-          <w:tcPr>
-            <w:tcW w:type="dxa" w:w="3849"/>
-            <w:shd w:fill="EAF2FC" w:color="auto" w:val="clear"/>
-            <w:tcMar>
-              <w:top w:type="dxa" w:w="120"/>
-              <w:left w:type="dxa" w:w="160"/>
-              <w:bottom w:type="dxa" w:w="120"/>
-              <w:right w:type="dxa" w:w="160"/>
-            </w:tcMar>
-          </w:tcPr>
-          <w:p>
-            <w:pPr>
-              <w:spacing w:after="0" w:before="0"/>
-            </w:pPr>
-            <w:r>
-              <w:rPr>
-                <w:rFonts w:ascii="Arial" w:cs="Arial" w:eastAsia="Arial" w:hAnsi="Arial"/>
-                <w:b/>
-                <w:bCs/>
-                <w:color w:val="C0392B"/>
-                <w:sz w:val="48"/>
-                <w:szCs w:val="48"/>
-              </w:rPr>
-              <w:t xml:space="preserve">67 с</w:t>
-            </w:r>
-          </w:p>
-          <w:p>
-            <w:pPr>
-              <w:spacing w:after="20" w:before="0"/>
-            </w:pPr>
-            <w:r>
-              <w:rPr>
-                <w:rFonts w:ascii="Arial" w:cs="Arial" w:eastAsia="Arial" w:hAnsi="Arial"/>
-                <w:b/>
-                <w:bCs/>
-                <w:color w:val="1A1A1A"/>
-                <w:sz w:val="20"/>
-                <w:szCs w:val="20"/>
-              </w:rPr>
-              <w:t xml:space="preserve">Среднее время задачи</w:t>
-            </w:r>
-          </w:p>
-          <w:p>
-            <w:pPr>
-              <w:spacing w:after="0" w:before="0"/>
-            </w:pPr>
-            <w:r>
-              <w:rPr>
-                <w:rFonts w:ascii="Arial" w:cs="Arial" w:eastAsia="Arial" w:hAnsi="Arial"/>
-                <w:color w:val="5A5A5A"/>
-                <w:sz w:val="18"/>
-                <w:szCs w:val="18"/>
-              </w:rPr>
-              <w:t xml:space="preserve">цель 41 с</w:t>
-            </w:r>
-          </w:p>
-        </w:tc>
-        <w:tc>
-          <w:tcPr>
-            <w:tcW w:type="dxa" w:w="3849"/>
-            <w:shd w:fill="EAF2FC" w:color="auto" w:val="clear"/>
-            <w:tcMar>
-              <w:top w:type="dxa" w:w="120"/>
-              <w:left w:type="dxa" w:w="160"/>
-              <w:bottom w:type="dxa" w:w="120"/>
-              <w:right w:type="dxa" w:w="160"/>
-            </w:tcMar>
-          </w:tcPr>
-          <w:p>
-            <w:pPr>
-              <w:spacing w:after="0" w:before="0"/>
-            </w:pPr>
-            <w:r>
-              <w:rPr>
-                <w:rFonts w:ascii="Arial" w:cs="Arial" w:eastAsia="Arial" w:hAnsi="Arial"/>
-                <w:b/>
-                <w:bCs/>
-                <w:color w:val="C0392B"/>
-                <w:sz w:val="48"/>
-                <w:szCs w:val="48"/>
-              </w:rPr>
-              <w:t xml:space="preserve">1,1</w:t>
-            </w:r>
-          </w:p>
-          <w:p>
-            <w:pPr>
-              <w:spacing w:after="20" w:before="0"/>
-            </w:pPr>
-            <w:r>
-              <w:rPr>
-                <w:rFonts w:ascii="Arial" w:cs="Arial" w:eastAsia="Arial" w:hAnsi="Arial"/>
-                <w:b/>
-                <w:bCs/>
-                <w:color w:val="1A1A1A"/>
-                <w:sz w:val="20"/>
-                <w:szCs w:val="20"/>
-              </w:rPr>
-              <w:t xml:space="preserve">Ошибки на задачу</w:t>
-            </w:r>
-          </w:p>
-          <w:p>
-            <w:pPr>
-              <w:spacing w:after="0" w:before="0"/>
-            </w:pPr>
-            <w:r>
-              <w:rPr>
-                <w:rFonts w:ascii="Arial" w:cs="Arial" w:eastAsia="Arial" w:hAnsi="Arial"/>
-                <w:color w:val="5A5A5A"/>
-                <w:sz w:val="18"/>
-                <w:szCs w:val="18"/>
-              </w:rPr>
-              <w:t xml:space="preserve">цель &lt;= 1</w:t>
-            </w:r>
-          </w:p>
-        </w:tc>
-        <w:tc>
-          <w:tcPr>
-            <w:tcW w:type="dxa" w:w="3849"/>
-            <w:shd w:fill="EAF2FC" w:color="auto" w:val="clear"/>
-            <w:tcMar>
-              <w:top w:type="dxa" w:w="120"/>
-              <w:left w:type="dxa" w:w="160"/>
-              <w:bottom w:type="dxa" w:w="120"/>
-              <w:right w:type="dxa" w:w="160"/>
-            </w:tcMar>
-          </w:tcPr>
-          <w:p>
-            <w:pPr>
-              <w:spacing w:after="0" w:before="0"/>
-            </w:pPr>
-            <w:r>
-              <w:rPr>
-                <w:rFonts w:ascii="Arial" w:cs="Arial" w:eastAsia="Arial" w:hAnsi="Arial"/>
-                <w:b/>
-                <w:bCs/>
-                <w:color w:val="C0392B"/>
-                <w:sz w:val="48"/>
-                <w:szCs w:val="48"/>
-              </w:rPr>
-              <w:t xml:space="preserve">68</w:t>
-            </w:r>
-          </w:p>
-          <w:p>
-            <w:pPr>
-              <w:spacing w:after="20" w:before="0"/>
-            </w:pPr>
-            <w:r>
-              <w:rPr>
-                <w:rFonts w:ascii="Arial" w:cs="Arial" w:eastAsia="Arial" w:hAnsi="Arial"/>
-                <w:b/>
-                <w:bCs/>
-                <w:color w:val="1A1A1A"/>
-                <w:sz w:val="20"/>
-                <w:szCs w:val="20"/>
-              </w:rPr>
-              <w:t xml:space="preserve">Балл SUS</w:t>
-            </w:r>
-          </w:p>
-          <w:p>
-            <w:pPr>
-              <w:spacing w:after="0" w:before="0"/>
-            </w:pPr>
-            <w:r>
-              <w:rPr>
-                <w:rFonts w:ascii="Arial" w:cs="Arial" w:eastAsia="Arial" w:hAnsi="Arial"/>
-                <w:color w:val="5A5A5A"/>
-                <w:sz w:val="18"/>
-                <w:szCs w:val="18"/>
-              </w:rPr>
-              <w:t xml:space="preserve">средний уровень, цель 80</w:t>
-            </w:r>
-          </w:p>
-        </w:tc>
-      </w:tr>
-    </w:tbl>
-    <w:p>
-      <w:pPr>
-        <w:spacing w:after="40" w:before="0"/>
-      </w:pPr>
-      <w:r>
-        <w:rPr>
-          <w:rFonts w:ascii="Arial" w:cs="Arial" w:eastAsia="Arial" w:hAnsi="Arial"/>
-          <w:color w:val="1A1A1A"/>
-          <w:sz w:val="24"/>
-          <w:szCs w:val="24"/>
-        </w:rPr>
-        <w:t xml:space="preserve"> </w:t>
-      </w:r>
-    </w:p>
-    <w:tbl>
-      <w:tblPr>
-        <w:tblW w:type="dxa" w:w="15398"/>
+        <w:tblW w:type="dxa" w:w="10466"/>
         <w:tblBorders>
           <w:top w:val="none" w:color="FFFFFF" w:sz="0"/>
           <w:left w:val="none" w:color="FFFFFF" w:sz="0"/>
@@ -1121,261 +1278,13 @@
         </w:tblBorders>
       </w:tblPr>
       <w:tblGrid>
-        <w:gridCol w:w="8930"/>
-        <w:gridCol w:w="6468"/>
+        <w:gridCol w:w="5233"/>
+        <w:gridCol w:w="5233"/>
       </w:tblGrid>
       <w:tr>
         <w:tc>
           <w:tcPr>
-            <w:tcW w:type="dxa" w:w="8930"/>
-            <w:tcMar>
-              <w:right w:type="dxa" w:w="200"/>
-            </w:tcMar>
-            <w:vAlign w:val="top"/>
-          </w:tcPr>
-          <w:p>
-            <w:pPr>
-              <w:spacing w:after="60" w:before="0"/>
-              <w:jc w:val="center"/>
-            </w:pPr>
-            <w:r>
-              <w:drawing>
-                <wp:inline distT="0" distB="0" distL="0" distR="0">
-                  <wp:extent cx="4848225" cy="2257425"/>
-                  <wp:effectExtent t="0" r="0" b="0" l="0"/>
-                  <wp:docPr id="1" name="" descr="" title=""/>
-                  <wp:cNvGraphicFramePr>
-                    <a:graphicFrameLocks xmlns:a="http://schemas.openxmlformats.org/drawingml/2006/main" noChangeAspect="1"/>
-                  </wp:cNvGraphicFramePr>
-                  <a:graphic xmlns:a="http://schemas.openxmlformats.org/drawingml/2006/main">
-                    <a:graphicData uri="http://schemas.openxmlformats.org/drawingml/2006/picture">
-                      <pic:pic xmlns:pic="http://schemas.openxmlformats.org/drawingml/2006/picture">
-                        <pic:nvPicPr>
-                          <pic:cNvPr id="0" name="" descr=""/>
-                          <pic:cNvPicPr>
-                            <a:picLocks noChangeAspect="1" noChangeArrowheads="1"/>
-                          </pic:cNvPicPr>
-                        </pic:nvPicPr>
-                        <pic:blipFill>
-                          <a:blip r:embed="rId8" cstate="none"/>
-                          <a:srcRect/>
-                          <a:stretch>
-                            <a:fillRect/>
-                          </a:stretch>
-                        </pic:blipFill>
-                        <pic:spPr bwMode="auto">
-                          <a:xfrm>
-                            <a:off x="0" y="0"/>
-                            <a:ext cx="4848225" cy="2257425"/>
-                          </a:xfrm>
-                          <a:prstGeom prst="rect">
-                            <a:avLst/>
-                          </a:prstGeom>
-                        </pic:spPr>
-                      </pic:pic>
-                    </a:graphicData>
-                  </a:graphic>
-                </wp:inline>
-              </w:drawing>
-            </w:r>
-          </w:p>
-        </w:tc>
-        <w:tc>
-          <w:tcPr>
-            <w:tcW w:type="dxa" w:w="6468"/>
-            <w:tcMar>
-              <w:left w:type="dxa" w:w="200"/>
-            </w:tcMar>
-            <w:vAlign w:val="top"/>
-          </w:tcPr>
-          <w:p>
-            <w:pPr>
-              <w:spacing w:after="200" w:before="0"/>
-            </w:pPr>
-            <w:r>
-              <w:rPr>
-                <w:rFonts w:ascii="Arial" w:cs="Arial" w:eastAsia="Arial" w:hAnsi="Arial"/>
-                <w:color w:val="1A1A1A"/>
-                <w:sz w:val="24"/>
-                <w:szCs w:val="24"/>
-              </w:rPr>
-              <w:t xml:space="preserve"> </w:t>
-            </w:r>
-          </w:p>
-          <w:p>
-            <w:pPr>
-              <w:pStyle w:val="ListParagraph"/>
-              <w:numPr>
-                <w:ilvl w:val="0"/>
-                <w:numId w:val="2"/>
-              </w:numPr>
-              <w:spacing w:after="80" w:before="0"/>
-            </w:pPr>
-            <w:r>
-              <w:rPr>
-                <w:rFonts w:ascii="Arial" w:cs="Arial" w:eastAsia="Arial" w:hAnsi="Arial"/>
-                <w:color w:val="1A1A1A"/>
-                <w:sz w:val="20"/>
-                <w:szCs w:val="20"/>
-              </w:rPr>
-              <w:t xml:space="preserve">Г1 подтверждена: создание и редактирование выполнили 100 % участников.</w:t>
-            </w:r>
-          </w:p>
-          <w:p>
-            <w:pPr>
-              <w:pStyle w:val="ListParagraph"/>
-              <w:numPr>
-                <w:ilvl w:val="0"/>
-                <w:numId w:val="2"/>
-              </w:numPr>
-              <w:spacing w:after="80" w:before="0"/>
-            </w:pPr>
-            <w:r>
-              <w:rPr>
-                <w:rFonts w:ascii="Arial" w:cs="Arial" w:eastAsia="Arial" w:hAnsi="Arial"/>
-                <w:color w:val="1A1A1A"/>
-                <w:sz w:val="20"/>
-                <w:szCs w:val="20"/>
-              </w:rPr>
-              <w:t xml:space="preserve">Г2 не подтверждена: поиск успешен у 60 %, 52 с вместо 20 с.</w:t>
-            </w:r>
-          </w:p>
-          <w:p>
-            <w:pPr>
-              <w:pStyle w:val="ListParagraph"/>
-              <w:numPr>
-                <w:ilvl w:val="0"/>
-                <w:numId w:val="2"/>
-              </w:numPr>
-              <w:spacing w:after="80" w:before="0"/>
-            </w:pPr>
-            <w:r>
-              <w:rPr>
-                <w:rFonts w:ascii="Arial" w:cs="Arial" w:eastAsia="Arial" w:hAnsi="Arial"/>
-                <w:color w:val="1A1A1A"/>
-                <w:sz w:val="20"/>
-                <w:szCs w:val="20"/>
-              </w:rPr>
-              <w:t xml:space="preserve">Фильтры: 60 %, 95 с вместо 30 с; иконку фильтров принимают за сортировку.</w:t>
-            </w:r>
-          </w:p>
-          <w:p>
-            <w:pPr>
-              <w:pStyle w:val="ListParagraph"/>
-              <w:numPr>
-                <w:ilvl w:val="0"/>
-                <w:numId w:val="2"/>
-              </w:numPr>
-              <w:spacing w:after="80" w:before="0"/>
-            </w:pPr>
-            <w:r>
-              <w:rPr>
-                <w:rFonts w:ascii="Arial" w:cs="Arial" w:eastAsia="Arial" w:hAnsi="Arial"/>
-                <w:color w:val="1A1A1A"/>
-                <w:sz w:val="20"/>
-                <w:szCs w:val="20"/>
-              </w:rPr>
-              <w:t xml:space="preserve">Г3 не подтверждена: перенос данных выполнили только 40 %, SEQ 3,2 из 7.</w:t>
-            </w:r>
-          </w:p>
-        </w:tc>
-      </w:tr>
-    </w:tbl>
-    <w:p>
-      <w:pPr>
-        <w:spacing w:after="0"/>
-      </w:pPr>
-      <w:r>
-        <w:br w:type="page"/>
-      </w:r>
-    </w:p>
-    <w:tbl>
-      <w:tblPr>
-        <w:tblW w:type="dxa" w:w="15398"/>
-        <w:tblBorders>
-          <w:top w:val="none" w:color="FFFFFF" w:sz="0"/>
-          <w:left w:val="none" w:color="FFFFFF" w:sz="0"/>
-          <w:bottom w:val="none" w:color="FFFFFF" w:sz="0"/>
-          <w:right w:val="none" w:color="FFFFFF" w:sz="0"/>
-          <w:insideH w:val="none" w:color="FFFFFF" w:sz="0"/>
-          <w:insideV w:val="none" w:color="FFFFFF" w:sz="0"/>
-        </w:tblBorders>
-      </w:tblPr>
-      <w:tblGrid>
-        <w:gridCol w:w="15398"/>
-      </w:tblGrid>
-      <w:tr>
-        <w:tc>
-          <w:tcPr>
-            <w:tcW w:type="dxa" w:w="15398"/>
-            <w:shd w:fill="1F3A5F" w:color="auto" w:val="clear"/>
-            <w:tcMar>
-              <w:top w:type="dxa" w:w="140"/>
-              <w:left w:type="dxa" w:w="240"/>
-              <w:bottom w:type="dxa" w:w="140"/>
-              <w:right w:type="dxa" w:w="240"/>
-            </w:tcMar>
-          </w:tcPr>
-          <w:p>
-            <w:pPr>
-              <w:spacing w:after="0" w:before="0"/>
-            </w:pPr>
-            <w:r>
-              <w:rPr>
-                <w:rFonts w:ascii="Arial" w:cs="Arial" w:eastAsia="Arial" w:hAnsi="Arial"/>
-                <w:b/>
-                <w:bCs/>
-                <w:color w:val="FFFFFF"/>
-                <w:sz w:val="40"/>
-                <w:szCs w:val="40"/>
-              </w:rPr>
-              <w:t xml:space="preserve">Ключевые проблемы на экранах приложения</w:t>
-            </w:r>
-          </w:p>
-        </w:tc>
-      </w:tr>
-    </w:tbl>
-    <w:p>
-      <w:pPr>
-        <w:pBdr>
-          <w:bottom w:val="single" w:color="2A78D6" w:sz="18" w:space="4"/>
-        </w:pBdr>
-        <w:spacing w:after="200" w:before="80"/>
-      </w:pPr>
-      <w:r>
-        <w:rPr>
-          <w:rFonts w:ascii="Arial" w:cs="Arial" w:eastAsia="Arial" w:hAnsi="Arial"/>
-          <w:i/>
-          <w:iCs/>
-          <w:color w:val="5A5A5A"/>
-          <w:sz w:val="22"/>
-          <w:szCs w:val="22"/>
-        </w:rPr>
-        <w:t xml:space="preserve">Критичность оценена по частоте и влиянию на результат</w:t>
-      </w:r>
-    </w:p>
-    <w:tbl>
-      <w:tblPr>
-        <w:tblW w:type="dxa" w:w="15396"/>
-        <w:tblBorders>
-          <w:top w:val="none" w:color="FFFFFF" w:sz="0"/>
-          <w:left w:val="none" w:color="FFFFFF" w:sz="0"/>
-          <w:bottom w:val="none" w:color="FFFFFF" w:sz="0"/>
-          <w:right w:val="none" w:color="FFFFFF" w:sz="0"/>
-          <w:insideH w:val="none" w:color="FFFFFF" w:sz="0"/>
-          <w:insideV w:val="none" w:color="FFFFFF" w:sz="0"/>
-        </w:tblBorders>
-      </w:tblPr>
-      <w:tblGrid>
-        <w:gridCol w:w="3849"/>
-        <w:gridCol w:w="3849"/>
-        <w:gridCol w:w="3849"/>
-        <w:gridCol w:w="3849"/>
-      </w:tblGrid>
-      <w:tr>
-        <w:tc>
-          <w:tcPr>
-            <w:tcW w:type="dxa" w:w="3849"/>
+            <w:tcW w:type="dxa" w:w="5233"/>
             <w:tcMar>
               <w:top w:type="dxa" w:w="40"/>
               <w:left w:type="dxa" w:w="100"/>
@@ -1391,7 +1300,7 @@
             <w:r>
               <w:drawing>
                 <wp:inline distT="0" distB="0" distL="0" distR="0">
-                  <wp:extent cx="1933575" cy="4286250"/>
+                  <wp:extent cx="1543050" cy="3429000"/>
                   <wp:effectExtent t="0" r="0" b="0" l="0"/>
                   <wp:docPr id="2" name="" descr="" title=""/>
                   <wp:cNvGraphicFramePr>
@@ -1416,7 +1325,7 @@
                         <pic:spPr bwMode="auto">
                           <a:xfrm>
                             <a:off x="0" y="0"/>
-                            <a:ext cx="1933575" cy="4286250"/>
+                            <a:ext cx="1543050" cy="3429000"/>
                           </a:xfrm>
                           <a:prstGeom prst="rect">
                             <a:avLst/>
@@ -1466,7 +1375,7 @@
         </w:tc>
         <w:tc>
           <w:tcPr>
-            <w:tcW w:type="dxa" w:w="3849"/>
+            <w:tcW w:type="dxa" w:w="5233"/>
             <w:tcMar>
               <w:top w:type="dxa" w:w="40"/>
               <w:left w:type="dxa" w:w="100"/>
@@ -1482,7 +1391,7 @@
             <w:r>
               <w:drawing>
                 <wp:inline distT="0" distB="0" distL="0" distR="0">
-                  <wp:extent cx="1933575" cy="4286250"/>
+                  <wp:extent cx="1543050" cy="3429000"/>
                   <wp:effectExtent t="0" r="0" b="0" l="0"/>
                   <wp:docPr id="3" name="" descr="" title=""/>
                   <wp:cNvGraphicFramePr>
@@ -1507,7 +1416,7 @@
                         <pic:spPr bwMode="auto">
                           <a:xfrm>
                             <a:off x="0" y="0"/>
-                            <a:ext cx="1933575" cy="4286250"/>
+                            <a:ext cx="1543050" cy="3429000"/>
                           </a:xfrm>
                           <a:prstGeom prst="rect">
                             <a:avLst/>
@@ -1555,9 +1464,11 @@
             </w:r>
           </w:p>
         </w:tc>
-        <w:tc>
-          <w:tcPr>
-            <w:tcW w:type="dxa" w:w="3849"/>
+      </w:tr>
+      <w:tr>
+        <w:tc>
+          <w:tcPr>
+            <w:tcW w:type="dxa" w:w="5233"/>
             <w:tcMar>
               <w:top w:type="dxa" w:w="40"/>
               <w:left w:type="dxa" w:w="100"/>
@@ -1573,7 +1484,7 @@
             <w:r>
               <w:drawing>
                 <wp:inline distT="0" distB="0" distL="0" distR="0">
-                  <wp:extent cx="1933575" cy="4286250"/>
+                  <wp:extent cx="1543050" cy="3429000"/>
                   <wp:effectExtent t="0" r="0" b="0" l="0"/>
                   <wp:docPr id="4" name="" descr="" title=""/>
                   <wp:cNvGraphicFramePr>
@@ -1598,7 +1509,7 @@
                         <pic:spPr bwMode="auto">
                           <a:xfrm>
                             <a:off x="0" y="0"/>
-                            <a:ext cx="1933575" cy="4286250"/>
+                            <a:ext cx="1543050" cy="3429000"/>
                           </a:xfrm>
                           <a:prstGeom prst="rect">
                             <a:avLst/>
@@ -1648,7 +1559,7 @@
         </w:tc>
         <w:tc>
           <w:tcPr>
-            <w:tcW w:type="dxa" w:w="3849"/>
+            <w:tcW w:type="dxa" w:w="5233"/>
             <w:tcMar>
               <w:top w:type="dxa" w:w="40"/>
               <w:left w:type="dxa" w:w="100"/>
@@ -1664,7 +1575,7 @@
             <w:r>
               <w:drawing>
                 <wp:inline distT="0" distB="0" distL="0" distR="0">
-                  <wp:extent cx="1933575" cy="4286250"/>
+                  <wp:extent cx="1543050" cy="3429000"/>
                   <wp:effectExtent t="0" r="0" b="0" l="0"/>
                   <wp:docPr id="5" name="" descr="" title=""/>
                   <wp:cNvGraphicFramePr>
@@ -1689,7 +1600,7 @@
                         <pic:spPr bwMode="auto">
                           <a:xfrm>
                             <a:off x="0" y="0"/>
-                            <a:ext cx="1933575" cy="4286250"/>
+                            <a:ext cx="1543050" cy="3429000"/>
                           </a:xfrm>
                           <a:prstGeom prst="rect">
                             <a:avLst/>
@@ -1749,7 +1660,7 @@
     </w:p>
     <w:tbl>
       <w:tblPr>
-        <w:tblW w:type="dxa" w:w="15398"/>
+        <w:tblW w:type="dxa" w:w="10466"/>
         <w:tblBorders>
           <w:top w:val="none" w:color="FFFFFF" w:sz="0"/>
           <w:left w:val="none" w:color="FFFFFF" w:sz="0"/>
@@ -1760,12 +1671,12 @@
         </w:tblBorders>
       </w:tblPr>
       <w:tblGrid>
-        <w:gridCol w:w="15398"/>
+        <w:gridCol w:w="10466"/>
       </w:tblGrid>
       <w:tr>
         <w:tc>
           <w:tcPr>
-            <w:tcW w:type="dxa" w:w="15398"/>
+            <w:tcW w:type="dxa" w:w="10466"/>
             <w:shd w:fill="1F3A5F" w:color="auto" w:val="clear"/>
             <w:tcMar>
               <w:top w:type="dxa" w:w="140"/>
@@ -1814,7 +1725,7 @@
     </w:p>
     <w:tbl>
       <w:tblPr>
-        <w:tblW w:type="dxa" w:w="15398"/>
+        <w:tblW w:type="dxa" w:w="10466"/>
         <w:tblBorders>
           <w:top w:val="single" w:color="C9C8C2" w:sz="4"/>
           <w:left w:val="single" w:color="C9C8C2" w:sz="4"/>
@@ -1826,10 +1737,10 @@
         <w:tblLayout w:type="fixed"/>
       </w:tblPr>
       <w:tblGrid>
-        <w:gridCol w:w="675"/>
-        <w:gridCol w:w="8104"/>
-        <w:gridCol w:w="1755"/>
-        <w:gridCol w:w="4864"/>
+        <w:gridCol w:w="498"/>
+        <w:gridCol w:w="4485"/>
+        <w:gridCol w:w="1594"/>
+        <w:gridCol w:w="3889"/>
       </w:tblGrid>
       <w:tr>
         <w:trPr>
@@ -1837,7 +1748,7 @@
         </w:trPr>
         <w:tc>
           <w:tcPr>
-            <w:tcW w:type="dxa" w:w="675"/>
+            <w:tcW w:type="dxa" w:w="498"/>
             <w:shd w:fill="1F3A5F" w:color="auto" w:val="clear"/>
             <w:tcMar>
               <w:top w:type="dxa" w:w="70"/>
@@ -1857,8 +1768,8 @@
                 <w:b/>
                 <w:bCs/>
                 <w:color w:val="FFFFFF"/>
-                <w:sz w:val="19"/>
-                <w:szCs w:val="19"/>
+                <w:sz w:val="21"/>
+                <w:szCs w:val="21"/>
               </w:rPr>
               <w:t xml:space="preserve">№</w:t>
             </w:r>
@@ -1866,7 +1777,7 @@
         </w:tc>
         <w:tc>
           <w:tcPr>
-            <w:tcW w:type="dxa" w:w="8104"/>
+            <w:tcW w:type="dxa" w:w="4485"/>
             <w:shd w:fill="1F3A5F" w:color="auto" w:val="clear"/>
             <w:tcMar>
               <w:top w:type="dxa" w:w="70"/>
@@ -1886,8 +1797,8 @@
                 <w:b/>
                 <w:bCs/>
                 <w:color w:val="FFFFFF"/>
-                <w:sz w:val="19"/>
-                <w:szCs w:val="19"/>
+                <w:sz w:val="21"/>
+                <w:szCs w:val="21"/>
               </w:rPr>
               <w:t xml:space="preserve">Что сделать</w:t>
             </w:r>
@@ -1895,7 +1806,7 @@
         </w:tc>
         <w:tc>
           <w:tcPr>
-            <w:tcW w:type="dxa" w:w="1755"/>
+            <w:tcW w:type="dxa" w:w="1594"/>
             <w:shd w:fill="1F3A5F" w:color="auto" w:val="clear"/>
             <w:tcMar>
               <w:top w:type="dxa" w:w="70"/>
@@ -1915,8 +1826,8 @@
                 <w:b/>
                 <w:bCs/>
                 <w:color w:val="FFFFFF"/>
-                <w:sz w:val="19"/>
-                <w:szCs w:val="19"/>
+                <w:sz w:val="21"/>
+                <w:szCs w:val="21"/>
               </w:rPr>
               <w:t xml:space="preserve">Приоритет</w:t>
             </w:r>
@@ -1924,7 +1835,7 @@
         </w:tc>
         <w:tc>
           <w:tcPr>
-            <w:tcW w:type="dxa" w:w="4864"/>
+            <w:tcW w:type="dxa" w:w="3889"/>
             <w:shd w:fill="1F3A5F" w:color="auto" w:val="clear"/>
             <w:tcMar>
               <w:top w:type="dxa" w:w="70"/>
@@ -1944,8 +1855,8 @@
                 <w:b/>
                 <w:bCs/>
                 <w:color w:val="FFFFFF"/>
-                <w:sz w:val="19"/>
-                <w:szCs w:val="19"/>
+                <w:sz w:val="21"/>
+                <w:szCs w:val="21"/>
               </w:rPr>
               <w:t xml:space="preserve">Ожидаемый эффект</w:t>
             </w:r>
@@ -1955,25 +1866,25 @@
       <w:tr>
         <w:tc>
           <w:tcPr>
-            <w:tcW w:type="dxa" w:w="675"/>
-            <w:tcMar>
-              <w:top w:type="dxa" w:w="70"/>
-              <w:left w:type="dxa" w:w="110"/>
-              <w:bottom w:type="dxa" w:w="70"/>
-              <w:right w:type="dxa" w:w="110"/>
-            </w:tcMar>
-            <w:vAlign w:val="center"/>
-          </w:tcPr>
-          <w:p>
-            <w:pPr>
-              <w:spacing w:after="40" w:before="0"/>
-            </w:pPr>
-            <w:r>
-              <w:rPr>
-                <w:rFonts w:ascii="Arial" w:cs="Arial" w:eastAsia="Arial" w:hAnsi="Arial"/>
-                <w:color w:val="1A1A1A"/>
-                <w:sz w:val="19"/>
-                <w:szCs w:val="19"/>
+            <w:tcW w:type="dxa" w:w="498"/>
+            <w:tcMar>
+              <w:top w:type="dxa" w:w="70"/>
+              <w:left w:type="dxa" w:w="110"/>
+              <w:bottom w:type="dxa" w:w="70"/>
+              <w:right w:type="dxa" w:w="110"/>
+            </w:tcMar>
+            <w:vAlign w:val="center"/>
+          </w:tcPr>
+          <w:p>
+            <w:pPr>
+              <w:spacing w:after="40" w:before="0"/>
+            </w:pPr>
+            <w:r>
+              <w:rPr>
+                <w:rFonts w:ascii="Arial" w:cs="Arial" w:eastAsia="Arial" w:hAnsi="Arial"/>
+                <w:color w:val="1A1A1A"/>
+                <w:sz w:val="21"/>
+                <w:szCs w:val="21"/>
               </w:rPr>
               <w:t xml:space="preserve">1</w:t>
             </w:r>
@@ -1981,25 +1892,25 @@
         </w:tc>
         <w:tc>
           <w:tcPr>
-            <w:tcW w:type="dxa" w:w="8104"/>
-            <w:tcMar>
-              <w:top w:type="dxa" w:w="70"/>
-              <w:left w:type="dxa" w:w="110"/>
-              <w:bottom w:type="dxa" w:w="70"/>
-              <w:right w:type="dxa" w:w="110"/>
-            </w:tcMar>
-            <w:vAlign w:val="center"/>
-          </w:tcPr>
-          <w:p>
-            <w:pPr>
-              <w:spacing w:after="40" w:before="0"/>
-            </w:pPr>
-            <w:r>
-              <w:rPr>
-                <w:rFonts w:ascii="Arial" w:cs="Arial" w:eastAsia="Arial" w:hAnsi="Arial"/>
-                <w:color w:val="1A1A1A"/>
-                <w:sz w:val="19"/>
-                <w:szCs w:val="19"/>
+            <w:tcW w:type="dxa" w:w="4485"/>
+            <w:tcMar>
+              <w:top w:type="dxa" w:w="70"/>
+              <w:left w:type="dxa" w:w="110"/>
+              <w:bottom w:type="dxa" w:w="70"/>
+              <w:right w:type="dxa" w:w="110"/>
+            </w:tcMar>
+            <w:vAlign w:val="center"/>
+          </w:tcPr>
+          <w:p>
+            <w:pPr>
+              <w:spacing w:after="40" w:before="0"/>
+            </w:pPr>
+            <w:r>
+              <w:rPr>
+                <w:rFonts w:ascii="Arial" w:cs="Arial" w:eastAsia="Arial" w:hAnsi="Arial"/>
+                <w:color w:val="1A1A1A"/>
+                <w:sz w:val="21"/>
+                <w:szCs w:val="21"/>
               </w:rPr>
               <w:t xml:space="preserve">Поиск по основе слова (без учёта окончаний) с допуском одной опечатки</w:t>
             </w:r>
@@ -2007,7 +1918,7 @@
         </w:tc>
         <w:tc>
           <w:tcPr>
-            <w:tcW w:type="dxa" w:w="1755"/>
+            <w:tcW w:type="dxa" w:w="1594"/>
             <w:shd w:fill="EC835A" w:color="auto" w:val="clear"/>
             <w:tcMar>
               <w:top w:type="dxa" w:w="70"/>
@@ -2028,8 +1939,8 @@
                 <w:b/>
                 <w:bCs/>
                 <w:color w:val="FFFFFF"/>
-                <w:sz w:val="19"/>
-                <w:szCs w:val="19"/>
+                <w:sz w:val="21"/>
+                <w:szCs w:val="21"/>
               </w:rPr>
               <w:t xml:space="preserve">Высокая</w:t>
             </w:r>
@@ -2037,27 +1948,27 @@
         </w:tc>
         <w:tc>
           <w:tcPr>
-            <w:tcW w:type="dxa" w:w="4864"/>
-            <w:tcMar>
-              <w:top w:type="dxa" w:w="70"/>
-              <w:left w:type="dxa" w:w="110"/>
-              <w:bottom w:type="dxa" w:w="70"/>
-              <w:right w:type="dxa" w:w="110"/>
-            </w:tcMar>
-            <w:vAlign w:val="center"/>
-          </w:tcPr>
-          <w:p>
-            <w:pPr>
-              <w:spacing w:after="40" w:before="0"/>
-            </w:pPr>
-            <w:r>
-              <w:rPr>
-                <w:rFonts w:ascii="Arial" w:cs="Arial" w:eastAsia="Arial" w:hAnsi="Arial"/>
-                <w:color w:val="1A1A1A"/>
-                <w:sz w:val="19"/>
-                <w:szCs w:val="19"/>
-              </w:rPr>
-              <w:t xml:space="preserve">Успешность поиска 60 % -&gt; 95 %</w:t>
+            <w:tcW w:type="dxa" w:w="3889"/>
+            <w:tcMar>
+              <w:top w:type="dxa" w:w="70"/>
+              <w:left w:type="dxa" w:w="110"/>
+              <w:bottom w:type="dxa" w:w="70"/>
+              <w:right w:type="dxa" w:w="110"/>
+            </w:tcMar>
+            <w:vAlign w:val="center"/>
+          </w:tcPr>
+          <w:p>
+            <w:pPr>
+              <w:spacing w:after="40" w:before="0"/>
+            </w:pPr>
+            <w:r>
+              <w:rPr>
+                <w:rFonts w:ascii="Arial" w:cs="Arial" w:eastAsia="Arial" w:hAnsi="Arial"/>
+                <w:color w:val="1A1A1A"/>
+                <w:sz w:val="21"/>
+                <w:szCs w:val="21"/>
+              </w:rPr>
+              <w:t xml:space="preserve">Успешность поиска 60% -&gt; 95%</w:t>
             </w:r>
           </w:p>
         </w:tc>
@@ -2065,7 +1976,7 @@
       <w:tr>
         <w:tc>
           <w:tcPr>
-            <w:tcW w:type="dxa" w:w="675"/>
+            <w:tcW w:type="dxa" w:w="498"/>
             <w:shd w:fill="F6F8FB" w:color="auto" w:val="clear"/>
             <w:tcMar>
               <w:top w:type="dxa" w:w="70"/>
@@ -2083,8 +1994,8 @@
               <w:rPr>
                 <w:rFonts w:ascii="Arial" w:cs="Arial" w:eastAsia="Arial" w:hAnsi="Arial"/>
                 <w:color w:val="1A1A1A"/>
-                <w:sz w:val="19"/>
-                <w:szCs w:val="19"/>
+                <w:sz w:val="21"/>
+                <w:szCs w:val="21"/>
               </w:rPr>
               <w:t xml:space="preserve">2</w:t>
             </w:r>
@@ -2092,7 +2003,7 @@
         </w:tc>
         <w:tc>
           <w:tcPr>
-            <w:tcW w:type="dxa" w:w="8104"/>
+            <w:tcW w:type="dxa" w:w="4485"/>
             <w:shd w:fill="F6F8FB" w:color="auto" w:val="clear"/>
             <w:tcMar>
               <w:top w:type="dxa" w:w="70"/>
@@ -2110,8 +2021,8 @@
               <w:rPr>
                 <w:rFonts w:ascii="Arial" w:cs="Arial" w:eastAsia="Arial" w:hAnsi="Arial"/>
                 <w:color w:val="1A1A1A"/>
-                <w:sz w:val="19"/>
-                <w:szCs w:val="19"/>
+                <w:sz w:val="21"/>
+                <w:szCs w:val="21"/>
               </w:rPr>
               <w:t xml:space="preserve">Быстрые фильтры под строкой поиска: "Сегодня", "Неделя", типы встреч</w:t>
             </w:r>
@@ -2119,7 +2030,7 @@
         </w:tc>
         <w:tc>
           <w:tcPr>
-            <w:tcW w:type="dxa" w:w="1755"/>
+            <w:tcW w:type="dxa" w:w="1594"/>
             <w:shd w:fill="EC835A" w:color="auto" w:val="clear"/>
             <w:tcMar>
               <w:top w:type="dxa" w:w="70"/>
@@ -2140,8 +2051,8 @@
                 <w:b/>
                 <w:bCs/>
                 <w:color w:val="FFFFFF"/>
-                <w:sz w:val="19"/>
-                <w:szCs w:val="19"/>
+                <w:sz w:val="21"/>
+                <w:szCs w:val="21"/>
               </w:rPr>
               <w:t xml:space="preserve">Высокая</w:t>
             </w:r>
@@ -2149,7 +2060,7 @@
         </w:tc>
         <w:tc>
           <w:tcPr>
-            <w:tcW w:type="dxa" w:w="4864"/>
+            <w:tcW w:type="dxa" w:w="3889"/>
             <w:shd w:fill="F6F8FB" w:color="auto" w:val="clear"/>
             <w:tcMar>
               <w:top w:type="dxa" w:w="70"/>
@@ -2167,8 +2078,8 @@
               <w:rPr>
                 <w:rFonts w:ascii="Arial" w:cs="Arial" w:eastAsia="Arial" w:hAnsi="Arial"/>
                 <w:color w:val="1A1A1A"/>
-                <w:sz w:val="19"/>
-                <w:szCs w:val="19"/>
+                <w:sz w:val="21"/>
+                <w:szCs w:val="21"/>
               </w:rPr>
               <w:t xml:space="preserve">Выборка за период: 95 с -&gt; 30 с</w:t>
             </w:r>
@@ -2178,25 +2089,25 @@
       <w:tr>
         <w:tc>
           <w:tcPr>
-            <w:tcW w:type="dxa" w:w="675"/>
-            <w:tcMar>
-              <w:top w:type="dxa" w:w="70"/>
-              <w:left w:type="dxa" w:w="110"/>
-              <w:bottom w:type="dxa" w:w="70"/>
-              <w:right w:type="dxa" w:w="110"/>
-            </w:tcMar>
-            <w:vAlign w:val="center"/>
-          </w:tcPr>
-          <w:p>
-            <w:pPr>
-              <w:spacing w:after="40" w:before="0"/>
-            </w:pPr>
-            <w:r>
-              <w:rPr>
-                <w:rFonts w:ascii="Arial" w:cs="Arial" w:eastAsia="Arial" w:hAnsi="Arial"/>
-                <w:color w:val="1A1A1A"/>
-                <w:sz w:val="19"/>
-                <w:szCs w:val="19"/>
+            <w:tcW w:type="dxa" w:w="498"/>
+            <w:tcMar>
+              <w:top w:type="dxa" w:w="70"/>
+              <w:left w:type="dxa" w:w="110"/>
+              <w:bottom w:type="dxa" w:w="70"/>
+              <w:right w:type="dxa" w:w="110"/>
+            </w:tcMar>
+            <w:vAlign w:val="center"/>
+          </w:tcPr>
+          <w:p>
+            <w:pPr>
+              <w:spacing w:after="40" w:before="0"/>
+            </w:pPr>
+            <w:r>
+              <w:rPr>
+                <w:rFonts w:ascii="Arial" w:cs="Arial" w:eastAsia="Arial" w:hAnsi="Arial"/>
+                <w:color w:val="1A1A1A"/>
+                <w:sz w:val="21"/>
+                <w:szCs w:val="21"/>
               </w:rPr>
               <w:t xml:space="preserve">3</w:t>
             </w:r>
@@ -2204,25 +2115,25 @@
         </w:tc>
         <w:tc>
           <w:tcPr>
-            <w:tcW w:type="dxa" w:w="8104"/>
-            <w:tcMar>
-              <w:top w:type="dxa" w:w="70"/>
-              <w:left w:type="dxa" w:w="110"/>
-              <w:bottom w:type="dxa" w:w="70"/>
-              <w:right w:type="dxa" w:w="110"/>
-            </w:tcMar>
-            <w:vAlign w:val="center"/>
-          </w:tcPr>
-          <w:p>
-            <w:pPr>
-              <w:spacing w:after="40" w:before="0"/>
-            </w:pPr>
-            <w:r>
-              <w:rPr>
-                <w:rFonts w:ascii="Arial" w:cs="Arial" w:eastAsia="Arial" w:hAnsi="Arial"/>
-                <w:color w:val="1A1A1A"/>
-                <w:sz w:val="19"/>
-                <w:szCs w:val="19"/>
+            <w:tcW w:type="dxa" w:w="4485"/>
+            <w:tcMar>
+              <w:top w:type="dxa" w:w="70"/>
+              <w:left w:type="dxa" w:w="110"/>
+              <w:bottom w:type="dxa" w:w="70"/>
+              <w:right w:type="dxa" w:w="110"/>
+            </w:tcMar>
+            <w:vAlign w:val="center"/>
+          </w:tcPr>
+          <w:p>
+            <w:pPr>
+              <w:spacing w:after="40" w:before="0"/>
+            </w:pPr>
+            <w:r>
+              <w:rPr>
+                <w:rFonts w:ascii="Arial" w:cs="Arial" w:eastAsia="Arial" w:hAnsi="Arial"/>
+                <w:color w:val="1A1A1A"/>
+                <w:sz w:val="21"/>
+                <w:szCs w:val="21"/>
               </w:rPr>
               <w:t xml:space="preserve">Раздел "Резервная копия и перенос" с мастером в 2 шага вместо SQLite и JSON</w:t>
             </w:r>
@@ -2230,7 +2141,7 @@
         </w:tc>
         <w:tc>
           <w:tcPr>
-            <w:tcW w:type="dxa" w:w="1755"/>
+            <w:tcW w:type="dxa" w:w="1594"/>
             <w:shd w:fill="EC835A" w:color="auto" w:val="clear"/>
             <w:tcMar>
               <w:top w:type="dxa" w:w="70"/>
@@ -2251,8 +2162,8 @@
                 <w:b/>
                 <w:bCs/>
                 <w:color w:val="FFFFFF"/>
-                <w:sz w:val="19"/>
-                <w:szCs w:val="19"/>
+                <w:sz w:val="21"/>
+                <w:szCs w:val="21"/>
               </w:rPr>
               <w:t xml:space="preserve">Высокая</w:t>
             </w:r>
@@ -2260,27 +2171,27 @@
         </w:tc>
         <w:tc>
           <w:tcPr>
-            <w:tcW w:type="dxa" w:w="4864"/>
-            <w:tcMar>
-              <w:top w:type="dxa" w:w="70"/>
-              <w:left w:type="dxa" w:w="110"/>
-              <w:bottom w:type="dxa" w:w="70"/>
-              <w:right w:type="dxa" w:w="110"/>
-            </w:tcMar>
-            <w:vAlign w:val="center"/>
-          </w:tcPr>
-          <w:p>
-            <w:pPr>
-              <w:spacing w:after="40" w:before="0"/>
-            </w:pPr>
-            <w:r>
-              <w:rPr>
-                <w:rFonts w:ascii="Arial" w:cs="Arial" w:eastAsia="Arial" w:hAnsi="Arial"/>
-                <w:color w:val="1A1A1A"/>
-                <w:sz w:val="19"/>
-                <w:szCs w:val="19"/>
-              </w:rPr>
-              <w:t xml:space="preserve">Перенос данных 40 % -&gt; 85 %</w:t>
+            <w:tcW w:type="dxa" w:w="3889"/>
+            <w:tcMar>
+              <w:top w:type="dxa" w:w="70"/>
+              <w:left w:type="dxa" w:w="110"/>
+              <w:bottom w:type="dxa" w:w="70"/>
+              <w:right w:type="dxa" w:w="110"/>
+            </w:tcMar>
+            <w:vAlign w:val="center"/>
+          </w:tcPr>
+          <w:p>
+            <w:pPr>
+              <w:spacing w:after="40" w:before="0"/>
+            </w:pPr>
+            <w:r>
+              <w:rPr>
+                <w:rFonts w:ascii="Arial" w:cs="Arial" w:eastAsia="Arial" w:hAnsi="Arial"/>
+                <w:color w:val="1A1A1A"/>
+                <w:sz w:val="21"/>
+                <w:szCs w:val="21"/>
+              </w:rPr>
+              <w:t xml:space="preserve">Перенос данных 40% -&gt; 85%</w:t>
             </w:r>
           </w:p>
         </w:tc>
@@ -2288,7 +2199,7 @@
       <w:tr>
         <w:tc>
           <w:tcPr>
-            <w:tcW w:type="dxa" w:w="675"/>
+            <w:tcW w:type="dxa" w:w="498"/>
             <w:shd w:fill="F6F8FB" w:color="auto" w:val="clear"/>
             <w:tcMar>
               <w:top w:type="dxa" w:w="70"/>
@@ -2306,8 +2217,8 @@
               <w:rPr>
                 <w:rFonts w:ascii="Arial" w:cs="Arial" w:eastAsia="Arial" w:hAnsi="Arial"/>
                 <w:color w:val="1A1A1A"/>
-                <w:sz w:val="19"/>
-                <w:szCs w:val="19"/>
+                <w:sz w:val="21"/>
+                <w:szCs w:val="21"/>
               </w:rPr>
               <w:t xml:space="preserve">4</w:t>
             </w:r>
@@ -2315,7 +2226,7 @@
         </w:tc>
         <w:tc>
           <w:tcPr>
-            <w:tcW w:type="dxa" w:w="8104"/>
+            <w:tcW w:type="dxa" w:w="4485"/>
             <w:shd w:fill="F6F8FB" w:color="auto" w:val="clear"/>
             <w:tcMar>
               <w:top w:type="dxa" w:w="70"/>
@@ -2333,8 +2244,8 @@
               <w:rPr>
                 <w:rFonts w:ascii="Arial" w:cs="Arial" w:eastAsia="Arial" w:hAnsi="Arial"/>
                 <w:color w:val="1A1A1A"/>
-                <w:sz w:val="19"/>
-                <w:szCs w:val="19"/>
+                <w:sz w:val="21"/>
+                <w:szCs w:val="21"/>
               </w:rPr>
               <w:t xml:space="preserve">Отступ под кнопкой "Новая заметка", чипы "Сегодня / Вчера" у поля даты</w:t>
             </w:r>
@@ -2342,7 +2253,7 @@
         </w:tc>
         <w:tc>
           <w:tcPr>
-            <w:tcW w:type="dxa" w:w="1755"/>
+            <w:tcW w:type="dxa" w:w="1594"/>
             <w:shd w:fill="FAB219" w:color="auto" w:val="clear"/>
             <w:tcMar>
               <w:top w:type="dxa" w:w="70"/>
@@ -2363,8 +2274,8 @@
                 <w:b/>
                 <w:bCs/>
                 <w:color w:val="1A1A1A"/>
-                <w:sz w:val="19"/>
-                <w:szCs w:val="19"/>
+                <w:sz w:val="21"/>
+                <w:szCs w:val="21"/>
               </w:rPr>
               <w:t xml:space="preserve">Средняя</w:t>
             </w:r>
@@ -2372,7 +2283,7 @@
         </w:tc>
         <w:tc>
           <w:tcPr>
-            <w:tcW w:type="dxa" w:w="4864"/>
+            <w:tcW w:type="dxa" w:w="3889"/>
             <w:shd w:fill="F6F8FB" w:color="auto" w:val="clear"/>
             <w:tcMar>
               <w:top w:type="dxa" w:w="70"/>
@@ -2390,8 +2301,8 @@
               <w:rPr>
                 <w:rFonts w:ascii="Arial" w:cs="Arial" w:eastAsia="Arial" w:hAnsi="Arial"/>
                 <w:color w:val="1A1A1A"/>
-                <w:sz w:val="19"/>
-                <w:szCs w:val="19"/>
+                <w:sz w:val="21"/>
+                <w:szCs w:val="21"/>
               </w:rPr>
               <w:t xml:space="preserve">Нет перекрытий и ошибок в датах</w:t>
             </w:r>
@@ -2401,25 +2312,25 @@
       <w:tr>
         <w:tc>
           <w:tcPr>
-            <w:tcW w:type="dxa" w:w="675"/>
-            <w:tcMar>
-              <w:top w:type="dxa" w:w="70"/>
-              <w:left w:type="dxa" w:w="110"/>
-              <w:bottom w:type="dxa" w:w="70"/>
-              <w:right w:type="dxa" w:w="110"/>
-            </w:tcMar>
-            <w:vAlign w:val="center"/>
-          </w:tcPr>
-          <w:p>
-            <w:pPr>
-              <w:spacing w:after="40" w:before="0"/>
-            </w:pPr>
-            <w:r>
-              <w:rPr>
-                <w:rFonts w:ascii="Arial" w:cs="Arial" w:eastAsia="Arial" w:hAnsi="Arial"/>
-                <w:color w:val="1A1A1A"/>
-                <w:sz w:val="19"/>
-                <w:szCs w:val="19"/>
+            <w:tcW w:type="dxa" w:w="498"/>
+            <w:tcMar>
+              <w:top w:type="dxa" w:w="70"/>
+              <w:left w:type="dxa" w:w="110"/>
+              <w:bottom w:type="dxa" w:w="70"/>
+              <w:right w:type="dxa" w:w="110"/>
+            </w:tcMar>
+            <w:vAlign w:val="center"/>
+          </w:tcPr>
+          <w:p>
+            <w:pPr>
+              <w:spacing w:after="40" w:before="0"/>
+            </w:pPr>
+            <w:r>
+              <w:rPr>
+                <w:rFonts w:ascii="Arial" w:cs="Arial" w:eastAsia="Arial" w:hAnsi="Arial"/>
+                <w:color w:val="1A1A1A"/>
+                <w:sz w:val="21"/>
+                <w:szCs w:val="21"/>
               </w:rPr>
               <w:t xml:space="preserve">5</w:t>
             </w:r>
@@ -2427,25 +2338,25 @@
         </w:tc>
         <w:tc>
           <w:tcPr>
-            <w:tcW w:type="dxa" w:w="8104"/>
-            <w:tcMar>
-              <w:top w:type="dxa" w:w="70"/>
-              <w:left w:type="dxa" w:w="110"/>
-              <w:bottom w:type="dxa" w:w="70"/>
-              <w:right w:type="dxa" w:w="110"/>
-            </w:tcMar>
-            <w:vAlign w:val="center"/>
-          </w:tcPr>
-          <w:p>
-            <w:pPr>
-              <w:spacing w:after="40" w:before="0"/>
-            </w:pPr>
-            <w:r>
-              <w:rPr>
-                <w:rFonts w:ascii="Arial" w:cs="Arial" w:eastAsia="Arial" w:hAnsi="Arial"/>
-                <w:color w:val="1A1A1A"/>
-                <w:sz w:val="19"/>
-                <w:szCs w:val="19"/>
+            <w:tcW w:type="dxa" w:w="4485"/>
+            <w:tcMar>
+              <w:top w:type="dxa" w:w="70"/>
+              <w:left w:type="dxa" w:w="110"/>
+              <w:bottom w:type="dxa" w:w="70"/>
+              <w:right w:type="dxa" w:w="110"/>
+            </w:tcMar>
+            <w:vAlign w:val="center"/>
+          </w:tcPr>
+          <w:p>
+            <w:pPr>
+              <w:spacing w:after="40" w:before="0"/>
+            </w:pPr>
+            <w:r>
+              <w:rPr>
+                <w:rFonts w:ascii="Arial" w:cs="Arial" w:eastAsia="Arial" w:hAnsi="Arial"/>
+                <w:color w:val="1A1A1A"/>
+                <w:sz w:val="21"/>
+                <w:szCs w:val="21"/>
               </w:rPr>
               <w:t xml:space="preserve">Шаблон протокола: решения, ответственный, срок, напоминание (релиз 2.0)</w:t>
             </w:r>
@@ -2453,7 +2364,7 @@
         </w:tc>
         <w:tc>
           <w:tcPr>
-            <w:tcW w:type="dxa" w:w="1755"/>
+            <w:tcW w:type="dxa" w:w="1594"/>
             <w:shd w:fill="FAB219" w:color="auto" w:val="clear"/>
             <w:tcMar>
               <w:top w:type="dxa" w:w="70"/>
@@ -2474,8 +2385,8 @@
                 <w:b/>
                 <w:bCs/>
                 <w:color w:val="1A1A1A"/>
-                <w:sz w:val="19"/>
-                <w:szCs w:val="19"/>
+                <w:sz w:val="21"/>
+                <w:szCs w:val="21"/>
               </w:rPr>
               <w:t xml:space="preserve">Средняя</w:t>
             </w:r>
@@ -2483,25 +2394,25 @@
         </w:tc>
         <w:tc>
           <w:tcPr>
-            <w:tcW w:type="dxa" w:w="4864"/>
-            <w:tcMar>
-              <w:top w:type="dxa" w:w="70"/>
-              <w:left w:type="dxa" w:w="110"/>
-              <w:bottom w:type="dxa" w:w="70"/>
-              <w:right w:type="dxa" w:w="110"/>
-            </w:tcMar>
-            <w:vAlign w:val="center"/>
-          </w:tcPr>
-          <w:p>
-            <w:pPr>
-              <w:spacing w:after="40" w:before="0"/>
-            </w:pPr>
-            <w:r>
-              <w:rPr>
-                <w:rFonts w:ascii="Arial" w:cs="Arial" w:eastAsia="Arial" w:hAnsi="Arial"/>
-                <w:color w:val="1A1A1A"/>
-                <w:sz w:val="19"/>
-                <w:szCs w:val="19"/>
+            <w:tcW w:type="dxa" w:w="3889"/>
+            <w:tcMar>
+              <w:top w:type="dxa" w:w="70"/>
+              <w:left w:type="dxa" w:w="110"/>
+              <w:bottom w:type="dxa" w:w="70"/>
+              <w:right w:type="dxa" w:w="110"/>
+            </w:tcMar>
+            <w:vAlign w:val="center"/>
+          </w:tcPr>
+          <w:p>
+            <w:pPr>
+              <w:spacing w:after="40" w:before="0"/>
+            </w:pPr>
+            <w:r>
+              <w:rPr>
+                <w:rFonts w:ascii="Arial" w:cs="Arial" w:eastAsia="Arial" w:hAnsi="Arial"/>
+                <w:color w:val="1A1A1A"/>
+                <w:sz w:val="21"/>
+                <w:szCs w:val="21"/>
               </w:rPr>
               <w:t xml:space="preserve">Контроль поручений в приложении</w:t>
             </w:r>
@@ -2511,7 +2422,7 @@
     </w:tbl>
     <w:p>
       <w:pPr>
-        <w:spacing w:after="60" w:before="0"/>
+        <w:spacing w:after="160" w:before="0"/>
       </w:pPr>
       <w:r>
         <w:rPr>
@@ -2525,7 +2436,7 @@
     </w:p>
     <w:tbl>
       <w:tblPr>
-        <w:tblW w:type="dxa" w:w="15396"/>
+        <w:tblW w:type="dxa" w:w="10464"/>
         <w:tblBorders>
           <w:top w:val="none" w:color="FFFFFF" w:sz="0"/>
           <w:left w:val="none" w:color="FFFFFF" w:sz="0"/>
@@ -2536,15 +2447,15 @@
         </w:tblBorders>
       </w:tblPr>
       <w:tblGrid>
-        <w:gridCol w:w="3849"/>
-        <w:gridCol w:w="3849"/>
-        <w:gridCol w:w="3849"/>
-        <w:gridCol w:w="3849"/>
+        <w:gridCol w:w="2616"/>
+        <w:gridCol w:w="2616"/>
+        <w:gridCol w:w="2616"/>
+        <w:gridCol w:w="2616"/>
       </w:tblGrid>
       <w:tr>
         <w:tc>
           <w:tcPr>
-            <w:tcW w:type="dxa" w:w="3849"/>
+            <w:tcW w:type="dxa" w:w="2616"/>
             <w:shd w:fill="EAF2FC" w:color="auto" w:val="clear"/>
             <w:tcMar>
               <w:top w:type="dxa" w:w="120"/>
@@ -2563,8 +2474,8 @@
                 <w:b/>
                 <w:bCs/>
                 <w:color w:val="1F3A5F"/>
-                <w:sz w:val="48"/>
-                <w:szCs w:val="48"/>
+                <w:sz w:val="34"/>
+                <w:szCs w:val="34"/>
               </w:rPr>
               <w:t xml:space="preserve">~190 ч</w:t>
             </w:r>
@@ -2602,7 +2513,7 @@
         </w:tc>
         <w:tc>
           <w:tcPr>
-            <w:tcW w:type="dxa" w:w="3849"/>
+            <w:tcW w:type="dxa" w:w="2616"/>
             <w:shd w:fill="EAF2FC" w:color="auto" w:val="clear"/>
             <w:tcMar>
               <w:top w:type="dxa" w:w="120"/>
@@ -2621,10 +2532,10 @@
                 <w:b/>
                 <w:bCs/>
                 <w:color w:val="1F3A5F"/>
-                <w:sz w:val="48"/>
-                <w:szCs w:val="48"/>
-              </w:rPr>
-              <w:t xml:space="preserve">~135 тыс. руб.</w:t>
+                <w:sz w:val="34"/>
+                <w:szCs w:val="34"/>
+              </w:rPr>
+              <w:t xml:space="preserve">~135 тыс.</w:t>
             </w:r>
           </w:p>
           <w:p>
@@ -2640,7 +2551,7 @@
                 <w:sz w:val="20"/>
                 <w:szCs w:val="20"/>
               </w:rPr>
-              <w:t xml:space="preserve">Стоимость этого времени</w:t>
+              <w:t xml:space="preserve">Рублей экономии</w:t>
             </w:r>
           </w:p>
           <w:p>
@@ -2660,7 +2571,7 @@
         </w:tc>
         <w:tc>
           <w:tcPr>
-            <w:tcW w:type="dxa" w:w="3849"/>
+            <w:tcW w:type="dxa" w:w="2616"/>
             <w:shd w:fill="EAF2FC" w:color="auto" w:val="clear"/>
             <w:tcMar>
               <w:top w:type="dxa" w:w="120"/>
@@ -2679,10 +2590,10 @@
                 <w:b/>
                 <w:bCs/>
                 <w:color w:val="1F3A5F"/>
-                <w:sz w:val="48"/>
-                <w:szCs w:val="48"/>
-              </w:rPr>
-              <w:t xml:space="preserve">~90 тыс. руб.</w:t>
+                <w:sz w:val="34"/>
+                <w:szCs w:val="34"/>
+              </w:rPr>
+              <w:t xml:space="preserve">~90 тыс.</w:t>
             </w:r>
           </w:p>
           <w:p>
@@ -2698,7 +2609,7 @@
                 <w:sz w:val="20"/>
                 <w:szCs w:val="20"/>
               </w:rPr>
-              <w:t xml:space="preserve">Затраты на пункты 1-4</w:t>
+              <w:t xml:space="preserve">Рублей затрат на 1-4</w:t>
             </w:r>
           </w:p>
           <w:p>
@@ -2718,7 +2629,7 @@
         </w:tc>
         <w:tc>
           <w:tcPr>
-            <w:tcW w:type="dxa" w:w="3849"/>
+            <w:tcW w:type="dxa" w:w="2616"/>
             <w:shd w:fill="EAF2FC" w:color="auto" w:val="clear"/>
             <w:tcMar>
               <w:top w:type="dxa" w:w="120"/>
@@ -2737,8 +2648,8 @@
                 <w:b/>
                 <w:bCs/>
                 <w:color w:val="1F3A5F"/>
-                <w:sz w:val="48"/>
-                <w:szCs w:val="48"/>
+                <w:sz w:val="34"/>
+                <w:szCs w:val="34"/>
               </w:rPr>
               <w:t xml:space="preserve">~8 мес.</w:t>
             </w:r>
@@ -2786,7 +2697,7 @@
     </w:p>
     <w:tbl>
       <w:tblPr>
-        <w:tblW w:type="dxa" w:w="15398"/>
+        <w:tblW w:type="dxa" w:w="10466"/>
         <w:tblBorders>
           <w:top w:val="none" w:color="FFFFFF" w:sz="0"/>
           <w:left w:val="none" w:color="FFFFFF" w:sz="0"/>
@@ -2797,12 +2708,12 @@
         </w:tblBorders>
       </w:tblPr>
       <w:tblGrid>
-        <w:gridCol w:w="15398"/>
+        <w:gridCol w:w="10466"/>
       </w:tblGrid>
       <w:tr>
         <w:tc>
           <w:tcPr>
-            <w:tcW w:type="dxa" w:w="15398"/>
+            <w:tcW w:type="dxa" w:w="10466"/>
             <w:shd w:fill="1F3A5F" w:color="auto" w:val="clear"/>
             <w:tcMar>
               <w:top w:type="dxa" w:w="140"/>
@@ -2851,7 +2762,7 @@
     </w:p>
     <w:tbl>
       <w:tblPr>
-        <w:tblW w:type="dxa" w:w="15398"/>
+        <w:tblW w:type="dxa" w:w="10466"/>
         <w:tblBorders>
           <w:top w:val="none" w:color="FFFFFF" w:sz="0"/>
           <w:left w:val="single" w:color="2A78D6" w:sz="24"/>
@@ -2862,12 +2773,12 @@
         </w:tblBorders>
       </w:tblPr>
       <w:tblGrid>
-        <w:gridCol w:w="15398"/>
+        <w:gridCol w:w="10466"/>
       </w:tblGrid>
       <w:tr>
         <w:tc>
           <w:tcPr>
-            <w:tcW w:type="dxa" w:w="15398"/>
+            <w:tcW w:type="dxa" w:w="10466"/>
             <w:shd w:fill="EAF2FC" w:color="auto" w:val="clear"/>
             <w:tcMar>
               <w:top w:type="dxa" w:w="140"/>
@@ -2886,8 +2797,8 @@
                 <w:i/>
                 <w:iCs/>
                 <w:color w:val="1A1A1A"/>
-                <w:sz w:val="21"/>
-                <w:szCs w:val="21"/>
+                <w:sz w:val="23"/>
+                <w:szCs w:val="23"/>
               </w:rPr>
               <w:t xml:space="preserve">"Заметку создал меньше чем за минуту, удобно, что лента разбита на "Сегодня" и "Вчера". Но ввёл "договора", получил пустой список и решил, что заметка пропала. Иконку фильтров принял за сортировку, а настройки с SQLite и JSON - это для программистов, побоялся что-то нажать. Если поиск будет находить слово в любой форме, а перенос станет в один клик, порекомендую команде."</w:t>
             </w:r>
@@ -2924,8 +2835,8 @@
         <w:rPr>
           <w:rFonts w:ascii="Arial" w:cs="Arial" w:eastAsia="Arial" w:hAnsi="Arial"/>
           <w:color w:val="1A1A1A"/>
-          <w:sz w:val="21"/>
-          <w:szCs w:val="21"/>
+          <w:sz w:val="23"/>
+          <w:szCs w:val="23"/>
         </w:rPr>
         <w:t xml:space="preserve">Тестирование с 5 представителями целевой аудитории показало: ядро продукта работает, создание и редактирование заметок понятны всем.</w:t>
       </w:r>
@@ -2943,8 +2854,8 @@
         <w:rPr>
           <w:rFonts w:ascii="Arial" w:cs="Arial" w:eastAsia="Arial" w:hAnsi="Arial"/>
           <w:color w:val="1A1A1A"/>
-          <w:sz w:val="21"/>
-          <w:szCs w:val="21"/>
+          <w:sz w:val="23"/>
+          <w:szCs w:val="23"/>
         </w:rPr>
         <w:t xml:space="preserve">Главные барьеры: поиск без учёта словоформ, скрытые фильтры и технический язык настроек. Из-за них успешность 73 %, а SUS 68 вместо 80.</w:t>
       </w:r>
@@ -2962,8 +2873,8 @@
         <w:rPr>
           <w:rFonts w:ascii="Arial" w:cs="Arial" w:eastAsia="Arial" w:hAnsi="Arial"/>
           <w:color w:val="1A1A1A"/>
-          <w:sz w:val="21"/>
-          <w:szCs w:val="21"/>
+          <w:sz w:val="23"/>
+          <w:szCs w:val="23"/>
         </w:rPr>
         <w:t xml:space="preserve">Пункты 1-4 рекомендаций укладываются в 1-2 спринта и окупаются примерно за 8 месяцев. Главная выгода: договорённости не теряются, а сотрудники продолжают пользоваться продуктом.</w:t>
       </w:r>
@@ -2981,15 +2892,15 @@
         <w:rPr>
           <w:rFonts w:ascii="Arial" w:cs="Arial" w:eastAsia="Arial" w:hAnsi="Arial"/>
           <w:color w:val="1A1A1A"/>
-          <w:sz w:val="21"/>
-          <w:szCs w:val="21"/>
+          <w:sz w:val="23"/>
+          <w:szCs w:val="23"/>
         </w:rPr>
         <w:t xml:space="preserve">Следующий шаг: внедрить изменения и повторить тест на 5 новых участниках. Цель: успешность &gt;= 90 %, SUS &gt;= 80.</w:t>
       </w:r>
     </w:p>
     <w:sectPr>
       <w:footerReference w:type="default" r:id="rId6"/>
-      <w:pgSz w:w="16838" w:h="11906" w:orient="landscape"/>
+      <w:pgSz w:w="11906" w:h="16838" w:orient="portrait"/>
       <w:pgMar w:top="600" w:right="720" w:bottom="600" w:left="720" w:header="708" w:footer="300" w:gutter="0"/>
       <w:pgNumType/>
       <w:docGrid w:linePitch="360"/>
